--- a/Documentação/Telas/Tela de cadastro.docx
+++ b/Documentação/Telas/Tela de cadastro.docx
@@ -8,18 +8,29 @@
         <w:bidi w:val="0"/>
         <w:spacing w:lineRule="auto" w:line="276" w:before="0" w:after="140"/>
         <w:jc w:val="start"/>
-        <w:rPr/>
-      </w:pPr>
-      <w:r>
-        <w:rPr/>
+        <w:rPr>
+          <w:sz w:val="24"/>
+          <w:szCs w:val="24"/>
+        </w:rPr>
+      </w:pPr>
+      <w:r>
+        <w:rPr>
+          <w:sz w:val="24"/>
+          <w:szCs w:val="24"/>
+        </w:rPr>
+        <w:t xml:space="preserve">📝 </w:t>
+      </w:r>
+      <w:r>
+        <w:rPr>
+          <w:sz w:val="24"/>
+          <w:szCs w:val="24"/>
+        </w:rPr>
         <w:t>Detalhamento de Tela: Cadastro Inicial (Onboarding)</w:t>
       </w:r>
     </w:p>
     <w:p>
       <w:pPr>
         <w:pStyle w:val="BodyText"/>
-        <w:bidi w:val="0"/>
-        <w:jc w:val="start"/>
         <w:rPr/>
       </w:pPr>
       <w:r>
@@ -30,49 +41,75 @@
         <w:rPr>
           <w:rStyle w:val="Strong"/>
         </w:rPr>
-        <w:t>Central do Motoboy</w:t>
-      </w:r>
-      <w:r>
-        <w:rPr/>
-        <w:t>. Ela é exibida apenas na primeira execução ou caso o usuário limpe os dados do aplicativo. O objetivo é coletar informações essenciais para a personalização da experiência e para os cálculos automáticos de manutenção.</w:t>
+        <w:t>MeuCorre</w:t>
+      </w:r>
+      <w:r>
+        <w:rPr/>
+        <w:t>. Ela é exibida apenas na primeira execução ou caso o utilizador limpe os dados do aplicativo. O objetivo é recolher informações essenciais para a personalização da experiência, segurança e cálculos automáticos de manutenção e consumo.</w:t>
       </w:r>
     </w:p>
     <w:p>
       <w:pPr>
         <w:pStyle w:val="Heading2"/>
-        <w:bidi w:val="0"/>
         <w:spacing w:lineRule="auto" w:line="276" w:before="0" w:after="140"/>
-        <w:jc w:val="start"/>
-        <w:rPr/>
-      </w:pPr>
-      <w:r>
-        <w:rPr/>
+        <w:rPr>
+          <w:sz w:val="24"/>
+          <w:szCs w:val="24"/>
+        </w:rPr>
+      </w:pPr>
+      <w:r>
+        <w:rPr>
+          <w:sz w:val="24"/>
+          <w:szCs w:val="24"/>
+        </w:rPr>
         <w:t>1. Interface e Layout (UI/UX)</w:t>
       </w:r>
     </w:p>
     <w:p>
       <w:pPr>
         <w:pStyle w:val="BodyText"/>
-        <w:bidi w:val="0"/>
-        <w:jc w:val="start"/>
-        <w:rPr/>
-      </w:pPr>
-      <w:r>
-        <w:rPr/>
-        <w:t>A tela deve seguir o padrão "Peso-Pena" e "Alto Contraste" definido no projeto.</w:t>
+        <w:rPr/>
+      </w:pPr>
+      <w:r>
+        <w:rPr/>
+        <w:t xml:space="preserve">A tela segue o padrão </w:t>
+      </w:r>
+      <w:r>
+        <w:rPr>
+          <w:rStyle w:val="Strong"/>
+        </w:rPr>
+        <w:t>"Peso-Pena"</w:t>
+      </w:r>
+      <w:r>
+        <w:rPr/>
+        <w:t xml:space="preserve"> e </w:t>
+      </w:r>
+      <w:r>
+        <w:rPr>
+          <w:rStyle w:val="Strong"/>
+        </w:rPr>
+        <w:t>"Alto Contraste"</w:t>
+      </w:r>
+      <w:r>
+        <w:rPr/>
+        <w:t>, otimizada para visibilidade em ambientes externos.</w:t>
       </w:r>
     </w:p>
     <w:p>
       <w:pPr>
         <w:pStyle w:val="Heading3"/>
-        <w:bidi w:val="0"/>
         <w:spacing w:lineRule="auto" w:line="276" w:before="0" w:after="140"/>
-        <w:jc w:val="start"/>
-        <w:rPr/>
-      </w:pPr>
-      <w:r>
-        <w:rPr/>
-        <w:t>1.1. Estrutura Visual</w:t>
+        <w:rPr>
+          <w:sz w:val="24"/>
+          <w:szCs w:val="24"/>
+        </w:rPr>
+      </w:pPr>
+      <w:r>
+        <w:rPr>
+          <w:sz w:val="24"/>
+          <w:szCs w:val="24"/>
+        </w:rPr>
+        <w:t>1.1. Identidade Visual</w:t>
       </w:r>
     </w:p>
     <w:p>
@@ -84,22 +121,30 @@
         </w:numPr>
         <w:tabs>
           <w:tab w:val="clear" w:pos="709"/>
-          <w:tab w:val="left" w:pos="709" w:leader="none"/>
-        </w:tabs>
-        <w:bidi w:val="0"/>
+          <w:tab w:val="left" w:pos="0" w:leader="none"/>
+        </w:tabs>
         <w:ind w:hanging="283" w:start="709"/>
-        <w:jc w:val="start"/>
-        <w:rPr/>
-      </w:pPr>
-      <w:r>
-        <w:rPr>
-          <w:rStyle w:val="Strong"/>
-        </w:rPr>
-        <w:t>Cabeçalho:</w:t>
-      </w:r>
-      <w:r>
-        <w:rPr/>
-        <w:t xml:space="preserve"> Logotipo do app ou ícone de uma moto com o título "Bem-vindo ao Corre!".</w:t>
+        <w:rPr/>
+      </w:pPr>
+      <w:r>
+        <w:rPr>
+          <w:rStyle w:val="Strong"/>
+        </w:rPr>
+        <w:t>Cor Primária:</w:t>
+      </w:r>
+      <w:r>
+        <w:rPr/>
+        <w:t xml:space="preserve"> Verde Esmeralda (</w:t>
+      </w:r>
+      <w:r>
+        <w:rPr>
+          <w:rStyle w:val="Cdigo-fonte"/>
+        </w:rPr>
+        <w:t>#00C853</w:t>
+      </w:r>
+      <w:r>
+        <w:rPr/>
+        <w:t>) - Simboliza lucro e prontidão.</w:t>
       </w:r>
     </w:p>
     <w:p>
@@ -111,60 +156,30 @@
         </w:numPr>
         <w:tabs>
           <w:tab w:val="clear" w:pos="709"/>
-          <w:tab w:val="left" w:pos="709" w:leader="none"/>
-        </w:tabs>
-        <w:bidi w:val="0"/>
+          <w:tab w:val="left" w:pos="0" w:leader="none"/>
+        </w:tabs>
         <w:ind w:hanging="283" w:start="709"/>
-        <w:jc w:val="start"/>
-        <w:rPr/>
-      </w:pPr>
-      <w:r>
-        <w:rPr>
-          <w:rStyle w:val="Strong"/>
-        </w:rPr>
-        <w:t>Seção 1: Você:</w:t>
-      </w:r>
-    </w:p>
-    <w:p>
-      <w:pPr>
-        <w:pStyle w:val="BodyText"/>
-        <w:numPr>
-          <w:ilvl w:val="1"/>
-          <w:numId w:val="1"/>
-        </w:numPr>
-        <w:tabs>
-          <w:tab w:val="clear" w:pos="709"/>
-          <w:tab w:val="left" w:pos="1418" w:leader="none"/>
-        </w:tabs>
-        <w:bidi w:val="0"/>
-        <w:ind w:hanging="283" w:start="1418"/>
-        <w:jc w:val="start"/>
-        <w:rPr/>
-      </w:pPr>
-      <w:r>
-        <w:rPr/>
-        <w:t>Avatar/Círculo para upload de foto (opcional).</w:t>
-      </w:r>
-    </w:p>
-    <w:p>
-      <w:pPr>
-        <w:pStyle w:val="BodyText"/>
-        <w:numPr>
-          <w:ilvl w:val="1"/>
-          <w:numId w:val="1"/>
-        </w:numPr>
-        <w:tabs>
-          <w:tab w:val="clear" w:pos="709"/>
-          <w:tab w:val="left" w:pos="1418" w:leader="none"/>
-        </w:tabs>
-        <w:bidi w:val="0"/>
-        <w:ind w:hanging="283" w:start="1418"/>
-        <w:jc w:val="start"/>
-        <w:rPr/>
-      </w:pPr>
-      <w:r>
-        <w:rPr/>
-        <w:t>Campo de texto: "Como quer ser chamado?" (Placeholder: Digite seu nome).</w:t>
+        <w:rPr/>
+      </w:pPr>
+      <w:r>
+        <w:rPr>
+          <w:rStyle w:val="Strong"/>
+        </w:rPr>
+        <w:t>Cor de Fundo:</w:t>
+      </w:r>
+      <w:r>
+        <w:rPr/>
+        <w:t xml:space="preserve"> Preto Profundo (</w:t>
+      </w:r>
+      <w:r>
+        <w:rPr>
+          <w:rStyle w:val="Cdigo-fonte"/>
+        </w:rPr>
+        <w:t>#0A0A0A</w:t>
+      </w:r>
+      <w:r>
+        <w:rPr/>
+        <w:t>).</w:t>
       </w:r>
     </w:p>
     <w:p>
@@ -176,18 +191,82 @@
         </w:numPr>
         <w:tabs>
           <w:tab w:val="clear" w:pos="709"/>
-          <w:tab w:val="left" w:pos="709" w:leader="none"/>
-        </w:tabs>
-        <w:bidi w:val="0"/>
+          <w:tab w:val="left" w:pos="0" w:leader="none"/>
+        </w:tabs>
         <w:ind w:hanging="283" w:start="709"/>
-        <w:jc w:val="start"/>
-        <w:rPr/>
-      </w:pPr>
-      <w:r>
-        <w:rPr>
-          <w:rStyle w:val="Strong"/>
-        </w:rPr>
-        <w:t>Seção 2: Sua Máquina:</w:t>
+        <w:rPr/>
+      </w:pPr>
+      <w:r>
+        <w:rPr>
+          <w:rStyle w:val="Strong"/>
+        </w:rPr>
+        <w:t>Cartões:</w:t>
+      </w:r>
+      <w:r>
+        <w:rPr/>
+        <w:t xml:space="preserve"> Cinza Escuro (</w:t>
+      </w:r>
+      <w:r>
+        <w:rPr>
+          <w:rStyle w:val="Cdigo-fonte"/>
+        </w:rPr>
+        <w:t>#161616</w:t>
+      </w:r>
+      <w:r>
+        <w:rPr/>
+        <w:t>) com bordas finas (</w:t>
+      </w:r>
+      <w:r>
+        <w:rPr>
+          <w:rStyle w:val="Cdigo-fonte"/>
+        </w:rPr>
+        <w:t>#222</w:t>
+      </w:r>
+      <w:r>
+        <w:rPr/>
+        <w:t>).</w:t>
+      </w:r>
+    </w:p>
+    <w:p>
+      <w:pPr>
+        <w:pStyle w:val="Heading3"/>
+        <w:spacing w:lineRule="auto" w:line="276" w:before="0" w:after="140"/>
+        <w:rPr>
+          <w:sz w:val="24"/>
+          <w:szCs w:val="24"/>
+        </w:rPr>
+      </w:pPr>
+      <w:r>
+        <w:rPr>
+          <w:sz w:val="24"/>
+          <w:szCs w:val="24"/>
+        </w:rPr>
+        <w:t>1.2. Estrutura Visual</w:t>
+      </w:r>
+    </w:p>
+    <w:p>
+      <w:pPr>
+        <w:pStyle w:val="BodyText"/>
+        <w:numPr>
+          <w:ilvl w:val="0"/>
+          <w:numId w:val="2"/>
+        </w:numPr>
+        <w:tabs>
+          <w:tab w:val="clear" w:pos="709"/>
+          <w:tab w:val="left" w:pos="0" w:leader="none"/>
+        </w:tabs>
+        <w:ind w:hanging="283" w:start="709"/>
+        <w:rPr/>
+      </w:pPr>
+      <w:r>
+        <w:rPr>
+          <w:rStyle w:val="Strong"/>
+        </w:rPr>
+        <w:t>Cabeçalho:</w:t>
+      </w:r>
+      <w:r>
+        <w:rPr/>
+        <w:t xml:space="preserve"> - Ícone dinâmico (muda entre Moto/Carro conforme seleção).</w:t>
       </w:r>
     </w:p>
     <w:p>
@@ -195,20 +274,18 @@
         <w:pStyle w:val="BodyText"/>
         <w:numPr>
           <w:ilvl w:val="1"/>
-          <w:numId w:val="1"/>
-        </w:numPr>
-        <w:tabs>
-          <w:tab w:val="clear" w:pos="709"/>
-          <w:tab w:val="left" w:pos="1418" w:leader="none"/>
-        </w:tabs>
-        <w:bidi w:val="0"/>
+          <w:numId w:val="2"/>
+        </w:numPr>
+        <w:tabs>
+          <w:tab w:val="clear" w:pos="709"/>
+          <w:tab w:val="left" w:pos="0" w:leader="none"/>
+        </w:tabs>
         <w:ind w:hanging="283" w:start="1418"/>
-        <w:jc w:val="start"/>
-        <w:rPr/>
-      </w:pPr>
-      <w:r>
-        <w:rPr/>
-        <w:t>Campo de texto: "Modelo da Moto" (Ex: Honda CG 160).</w:t>
+        <w:rPr/>
+      </w:pPr>
+      <w:r>
+        <w:rPr/>
+        <w:t>Título: "MeuCorre".</w:t>
       </w:r>
     </w:p>
     <w:p>
@@ -216,20 +293,39 @@
         <w:pStyle w:val="BodyText"/>
         <w:numPr>
           <w:ilvl w:val="1"/>
-          <w:numId w:val="1"/>
-        </w:numPr>
-        <w:tabs>
-          <w:tab w:val="clear" w:pos="709"/>
-          <w:tab w:val="left" w:pos="1418" w:leader="none"/>
-        </w:tabs>
-        <w:bidi w:val="0"/>
+          <w:numId w:val="2"/>
+        </w:numPr>
+        <w:tabs>
+          <w:tab w:val="clear" w:pos="709"/>
+          <w:tab w:val="left" w:pos="0" w:leader="none"/>
+        </w:tabs>
         <w:ind w:hanging="283" w:start="1418"/>
-        <w:jc w:val="start"/>
-        <w:rPr/>
-      </w:pPr>
-      <w:r>
-        <w:rPr/>
-        <w:t>Campo numérico: "Ano" (Ex: 2023).</w:t>
+        <w:rPr/>
+      </w:pPr>
+      <w:r>
+        <w:rPr/>
+        <w:t>Subtítulo: "Configura a tua conta e começa a rodar."</w:t>
+      </w:r>
+    </w:p>
+    <w:p>
+      <w:pPr>
+        <w:pStyle w:val="BodyText"/>
+        <w:numPr>
+          <w:ilvl w:val="0"/>
+          <w:numId w:val="2"/>
+        </w:numPr>
+        <w:tabs>
+          <w:tab w:val="clear" w:pos="709"/>
+          <w:tab w:val="left" w:pos="0" w:leader="none"/>
+        </w:tabs>
+        <w:ind w:hanging="283" w:start="709"/>
+        <w:rPr/>
+      </w:pPr>
+      <w:r>
+        <w:rPr>
+          <w:rStyle w:val="Strong"/>
+        </w:rPr>
+        <w:t>Seção 1: Dados do Piloto:</w:t>
       </w:r>
     </w:p>
     <w:p>
@@ -237,20 +333,74 @@
         <w:pStyle w:val="BodyText"/>
         <w:numPr>
           <w:ilvl w:val="1"/>
-          <w:numId w:val="1"/>
-        </w:numPr>
-        <w:tabs>
-          <w:tab w:val="clear" w:pos="709"/>
-          <w:tab w:val="left" w:pos="1418" w:leader="none"/>
-        </w:tabs>
-        <w:bidi w:val="0"/>
+          <w:numId w:val="2"/>
+        </w:numPr>
+        <w:tabs>
+          <w:tab w:val="clear" w:pos="709"/>
+          <w:tab w:val="left" w:pos="0" w:leader="none"/>
+        </w:tabs>
         <w:ind w:hanging="283" w:start="1418"/>
-        <w:jc w:val="start"/>
-        <w:rPr/>
-      </w:pPr>
-      <w:r>
-        <w:rPr/>
-        <w:t>Campo de texto: "Placa" (Ex: ABC1D23).</w:t>
+        <w:rPr/>
+      </w:pPr>
+      <w:r>
+        <w:rPr>
+          <w:rStyle w:val="Strong"/>
+        </w:rPr>
+        <w:t>Captura de Foto:</w:t>
+      </w:r>
+      <w:r>
+        <w:rPr/>
+        <w:t xml:space="preserve"> Botão de câmara + Círculo de pré-visualização (Preview aparece após o clique).</w:t>
+      </w:r>
+    </w:p>
+    <w:p>
+      <w:pPr>
+        <w:pStyle w:val="BodyText"/>
+        <w:numPr>
+          <w:ilvl w:val="1"/>
+          <w:numId w:val="2"/>
+        </w:numPr>
+        <w:tabs>
+          <w:tab w:val="clear" w:pos="709"/>
+          <w:tab w:val="left" w:pos="0" w:leader="none"/>
+        </w:tabs>
+        <w:ind w:hanging="283" w:start="1418"/>
+        <w:rPr/>
+      </w:pPr>
+      <w:r>
+        <w:rPr>
+          <w:rStyle w:val="Strong"/>
+        </w:rPr>
+        <w:t>Nome Completo:</w:t>
+      </w:r>
+      <w:r>
+        <w:rPr/>
+        <w:t xml:space="preserve"> Input de texto.</w:t>
+      </w:r>
+    </w:p>
+    <w:p>
+      <w:pPr>
+        <w:pStyle w:val="BodyText"/>
+        <w:numPr>
+          <w:ilvl w:val="1"/>
+          <w:numId w:val="2"/>
+        </w:numPr>
+        <w:tabs>
+          <w:tab w:val="clear" w:pos="709"/>
+          <w:tab w:val="left" w:pos="0" w:leader="none"/>
+        </w:tabs>
+        <w:ind w:hanging="283" w:start="1418"/>
+        <w:rPr/>
+      </w:pPr>
+      <w:r>
+        <w:rPr>
+          <w:rStyle w:val="Strong"/>
+        </w:rPr>
+        <w:t>Senha de Acesso:</w:t>
+      </w:r>
+      <w:r>
+        <w:rPr/>
+        <w:t xml:space="preserve"> Input de texto (password) para proteção local.</w:t>
       </w:r>
     </w:p>
     <w:p>
@@ -258,22 +408,20 @@
         <w:pStyle w:val="BodyText"/>
         <w:numPr>
           <w:ilvl w:val="0"/>
-          <w:numId w:val="1"/>
-        </w:numPr>
-        <w:tabs>
-          <w:tab w:val="clear" w:pos="709"/>
-          <w:tab w:val="left" w:pos="709" w:leader="none"/>
-        </w:tabs>
-        <w:bidi w:val="0"/>
+          <w:numId w:val="2"/>
+        </w:numPr>
+        <w:tabs>
+          <w:tab w:val="clear" w:pos="709"/>
+          <w:tab w:val="left" w:pos="0" w:leader="none"/>
+        </w:tabs>
         <w:ind w:hanging="283" w:start="709"/>
-        <w:jc w:val="start"/>
-        <w:rPr/>
-      </w:pPr>
-      <w:r>
-        <w:rPr>
-          <w:rStyle w:val="Strong"/>
-        </w:rPr>
-        <w:t>Seção 3: Seus Objetivos:</w:t>
+        <w:rPr/>
+      </w:pPr>
+      <w:r>
+        <w:rPr>
+          <w:rStyle w:val="Strong"/>
+        </w:rPr>
+        <w:t>Seção 2: Tua Máquina:</w:t>
       </w:r>
     </w:p>
     <w:p>
@@ -281,20 +429,149 @@
         <w:pStyle w:val="BodyText"/>
         <w:numPr>
           <w:ilvl w:val="1"/>
-          <w:numId w:val="1"/>
-        </w:numPr>
-        <w:tabs>
-          <w:tab w:val="clear" w:pos="709"/>
-          <w:tab w:val="left" w:pos="1418" w:leader="none"/>
-        </w:tabs>
-        <w:bidi w:val="0"/>
+          <w:numId w:val="2"/>
+        </w:numPr>
+        <w:tabs>
+          <w:tab w:val="clear" w:pos="709"/>
+          <w:tab w:val="left" w:pos="0" w:leader="none"/>
+        </w:tabs>
         <w:ind w:hanging="283" w:start="1418"/>
-        <w:jc w:val="start"/>
-        <w:rPr/>
-      </w:pPr>
-      <w:r>
-        <w:rPr/>
-        <w:t>Campo numérico (Moeda): "Meta de Lucro Diário" (Opcional).</w:t>
+        <w:rPr/>
+      </w:pPr>
+      <w:r>
+        <w:rPr>
+          <w:rStyle w:val="Strong"/>
+        </w:rPr>
+        <w:t>Seletor de Tipo:</w:t>
+      </w:r>
+      <w:r>
+        <w:rPr/>
+        <w:t xml:space="preserve"> Botões de alternância entre "Moto" e "Carro".</w:t>
+      </w:r>
+    </w:p>
+    <w:p>
+      <w:pPr>
+        <w:pStyle w:val="BodyText"/>
+        <w:numPr>
+          <w:ilvl w:val="1"/>
+          <w:numId w:val="2"/>
+        </w:numPr>
+        <w:tabs>
+          <w:tab w:val="clear" w:pos="709"/>
+          <w:tab w:val="left" w:pos="0" w:leader="none"/>
+        </w:tabs>
+        <w:ind w:hanging="283" w:start="1418"/>
+        <w:rPr/>
+      </w:pPr>
+      <w:r>
+        <w:rPr>
+          <w:rStyle w:val="Strong"/>
+        </w:rPr>
+        <w:t>Marca e Modelo:</w:t>
+      </w:r>
+      <w:r>
+        <w:rPr/>
+        <w:t xml:space="preserve"> Dois inputs (agrupados ou em linha).</w:t>
+      </w:r>
+    </w:p>
+    <w:p>
+      <w:pPr>
+        <w:pStyle w:val="BodyText"/>
+        <w:numPr>
+          <w:ilvl w:val="1"/>
+          <w:numId w:val="2"/>
+        </w:numPr>
+        <w:tabs>
+          <w:tab w:val="clear" w:pos="709"/>
+          <w:tab w:val="left" w:pos="0" w:leader="none"/>
+        </w:tabs>
+        <w:ind w:hanging="283" w:start="1418"/>
+        <w:rPr/>
+      </w:pPr>
+      <w:r>
+        <w:rPr>
+          <w:rStyle w:val="Strong"/>
+        </w:rPr>
+        <w:t>Ano e Motor:</w:t>
+      </w:r>
+      <w:r>
+        <w:rPr/>
+        <w:t xml:space="preserve"> Inputs numéricos/texto (Ex: 2024 | 160cc).</w:t>
+      </w:r>
+    </w:p>
+    <w:p>
+      <w:pPr>
+        <w:pStyle w:val="BodyText"/>
+        <w:numPr>
+          <w:ilvl w:val="1"/>
+          <w:numId w:val="2"/>
+        </w:numPr>
+        <w:tabs>
+          <w:tab w:val="clear" w:pos="709"/>
+          <w:tab w:val="left" w:pos="0" w:leader="none"/>
+        </w:tabs>
+        <w:ind w:hanging="283" w:start="1418"/>
+        <w:rPr/>
+      </w:pPr>
+      <w:r>
+        <w:rPr>
+          <w:rStyle w:val="Strong"/>
+        </w:rPr>
+        <w:t>Placa:</w:t>
+      </w:r>
+      <w:r>
+        <w:rPr/>
+        <w:t xml:space="preserve"> Input com conversão automática para maiúsculas.</w:t>
+      </w:r>
+    </w:p>
+    <w:p>
+      <w:pPr>
+        <w:pStyle w:val="BodyText"/>
+        <w:numPr>
+          <w:ilvl w:val="1"/>
+          <w:numId w:val="2"/>
+        </w:numPr>
+        <w:tabs>
+          <w:tab w:val="clear" w:pos="709"/>
+          <w:tab w:val="left" w:pos="0" w:leader="none"/>
+        </w:tabs>
+        <w:ind w:hanging="283" w:start="1418"/>
+        <w:rPr/>
+      </w:pPr>
+      <w:r>
+        <w:rPr>
+          <w:rStyle w:val="Strong"/>
+        </w:rPr>
+        <w:t>KM Atual:</w:t>
+      </w:r>
+      <w:r>
+        <w:rPr/>
+        <w:t xml:space="preserve"> Odómetro inicial para cálculos de manutenção.</w:t>
+      </w:r>
+    </w:p>
+    <w:p>
+      <w:pPr>
+        <w:pStyle w:val="BodyText"/>
+        <w:numPr>
+          <w:ilvl w:val="1"/>
+          <w:numId w:val="2"/>
+        </w:numPr>
+        <w:tabs>
+          <w:tab w:val="clear" w:pos="709"/>
+          <w:tab w:val="left" w:pos="0" w:leader="none"/>
+        </w:tabs>
+        <w:ind w:hanging="283" w:start="1418"/>
+        <w:rPr/>
+      </w:pPr>
+      <w:r>
+        <w:rPr>
+          <w:rStyle w:val="Strong"/>
+        </w:rPr>
+        <w:t>Combustível:</w:t>
+      </w:r>
+      <w:r>
+        <w:rPr/>
+        <w:t xml:space="preserve"> Seletor (Dropdown) para tipo padrão (Flex, Gasolina, Álcool, Elétrico).</w:t>
       </w:r>
     </w:p>
     <w:p>
@@ -302,15 +579,84 @@
         <w:pStyle w:val="BodyText"/>
         <w:numPr>
           <w:ilvl w:val="0"/>
-          <w:numId w:val="1"/>
-        </w:numPr>
-        <w:tabs>
-          <w:tab w:val="clear" w:pos="709"/>
-          <w:tab w:val="left" w:pos="709" w:leader="none"/>
-        </w:tabs>
-        <w:bidi w:val="0"/>
+          <w:numId w:val="2"/>
+        </w:numPr>
+        <w:tabs>
+          <w:tab w:val="clear" w:pos="709"/>
+          <w:tab w:val="left" w:pos="0" w:leader="none"/>
+        </w:tabs>
         <w:ind w:hanging="283" w:start="709"/>
-        <w:jc w:val="start"/>
+        <w:rPr/>
+      </w:pPr>
+      <w:r>
+        <w:rPr>
+          <w:rStyle w:val="Strong"/>
+        </w:rPr>
+        <w:t>Seção 3: Metas e Segurança:</w:t>
+      </w:r>
+    </w:p>
+    <w:p>
+      <w:pPr>
+        <w:pStyle w:val="BodyText"/>
+        <w:numPr>
+          <w:ilvl w:val="1"/>
+          <w:numId w:val="2"/>
+        </w:numPr>
+        <w:tabs>
+          <w:tab w:val="clear" w:pos="709"/>
+          <w:tab w:val="left" w:pos="0" w:leader="none"/>
+        </w:tabs>
+        <w:ind w:hanging="283" w:start="1418"/>
+        <w:rPr/>
+      </w:pPr>
+      <w:r>
+        <w:rPr>
+          <w:rStyle w:val="Strong"/>
+        </w:rPr>
+        <w:t>Meta Diária:</w:t>
+      </w:r>
+      <w:r>
+        <w:rPr/>
+        <w:t xml:space="preserve"> Valor monetário opcional.</w:t>
+      </w:r>
+    </w:p>
+    <w:p>
+      <w:pPr>
+        <w:pStyle w:val="BodyText"/>
+        <w:numPr>
+          <w:ilvl w:val="1"/>
+          <w:numId w:val="2"/>
+        </w:numPr>
+        <w:tabs>
+          <w:tab w:val="clear" w:pos="709"/>
+          <w:tab w:val="left" w:pos="0" w:leader="none"/>
+        </w:tabs>
+        <w:ind w:hanging="283" w:start="1418"/>
+        <w:rPr/>
+      </w:pPr>
+      <w:r>
+        <w:rPr>
+          <w:rStyle w:val="Strong"/>
+        </w:rPr>
+        <w:t>Termos de Uso:</w:t>
+      </w:r>
+      <w:r>
+        <w:rPr/>
+        <w:t xml:space="preserve"> Checkbox obrigatória para aceitação da política de dados locais.</w:t>
+      </w:r>
+    </w:p>
+    <w:p>
+      <w:pPr>
+        <w:pStyle w:val="BodyText"/>
+        <w:numPr>
+          <w:ilvl w:val="0"/>
+          <w:numId w:val="2"/>
+        </w:numPr>
+        <w:tabs>
+          <w:tab w:val="clear" w:pos="709"/>
+          <w:tab w:val="left" w:pos="0" w:leader="none"/>
+        </w:tabs>
+        <w:ind w:hanging="283" w:start="709"/>
         <w:rPr/>
       </w:pPr>
       <w:r>
@@ -325,70 +671,40 @@
         <w:pStyle w:val="BodyText"/>
         <w:numPr>
           <w:ilvl w:val="1"/>
-          <w:numId w:val="1"/>
-        </w:numPr>
-        <w:tabs>
-          <w:tab w:val="clear" w:pos="709"/>
-          <w:tab w:val="left" w:pos="1418" w:leader="none"/>
-        </w:tabs>
-        <w:bidi w:val="0"/>
+          <w:numId w:val="2"/>
+        </w:numPr>
+        <w:tabs>
+          <w:tab w:val="clear" w:pos="709"/>
+          <w:tab w:val="left" w:pos="0" w:leader="none"/>
+        </w:tabs>
         <w:ind w:hanging="283" w:start="1418"/>
-        <w:jc w:val="start"/>
-        <w:rPr/>
-      </w:pPr>
-      <w:r>
-        <w:rPr/>
-        <w:t xml:space="preserve">Botão fixo: </w:t>
-      </w:r>
-      <w:r>
-        <w:rPr>
-          <w:rStyle w:val="Strong"/>
-        </w:rPr>
-        <w:t>"COMEÇAR O CORRE"</w:t>
-      </w:r>
-      <w:r>
-        <w:rPr/>
-        <w:t xml:space="preserve"> (Amarelo Segurança </w:t>
-      </w:r>
-      <w:r>
-        <w:rPr>
-          <w:rStyle w:val="Cdigo-fonte"/>
-        </w:rPr>
-        <w:t>#FFD700</w:t>
-      </w:r>
-      <w:r>
-        <w:rPr/>
-        <w:t>, texto em negrito).</w:t>
+        <w:rPr/>
+      </w:pPr>
+      <w:r>
+        <w:rPr/>
+        <w:t>Botão fixo: "COMEÇAR O CORRE" (Verde, texto em preto, habilitado apenas após aceite dos termos).</w:t>
       </w:r>
     </w:p>
     <w:p>
       <w:pPr>
         <w:pStyle w:val="Heading2"/>
-        <w:bidi w:val="0"/>
         <w:spacing w:lineRule="auto" w:line="276" w:before="0" w:after="140"/>
-        <w:jc w:val="start"/>
-        <w:rPr/>
-      </w:pPr>
-      <w:r>
-        <w:rPr/>
+        <w:rPr>
+          <w:sz w:val="24"/>
+          <w:szCs w:val="24"/>
+        </w:rPr>
+      </w:pPr>
+      <w:r>
+        <w:rPr>
+          <w:sz w:val="24"/>
+          <w:szCs w:val="24"/>
+        </w:rPr>
         <w:t>2. Regras de Negócio e Validações</w:t>
-      </w:r>
-    </w:p>
-    <w:p>
-      <w:pPr>
-        <w:pStyle w:val="BodyText"/>
-        <w:bidi w:val="0"/>
-        <w:jc w:val="start"/>
-        <w:rPr/>
-      </w:pPr>
-      <w:r>
-        <w:rPr/>
-        <w:t>Para garantir a integridade dos dados antes de salvar no SQLite:</w:t>
       </w:r>
     </w:p>
     <w:tbl>
       <w:tblPr>
-        <w:tblW w:w="9399" w:type="dxa"/>
+        <w:tblW w:w="9638" w:type="dxa"/>
         <w:jc w:val="start"/>
         <w:tblInd w:w="0" w:type="dxa"/>
         <w:tblLayout w:type="fixed"/>
@@ -400,23 +716,24 @@
         </w:tblCellMar>
       </w:tblPr>
       <w:tblGrid>
-        <w:gridCol w:w="894"/>
-        <w:gridCol w:w="1812"/>
-        <w:gridCol w:w="6693"/>
+        <w:gridCol w:w="1623"/>
+        <w:gridCol w:w="1332"/>
+        <w:gridCol w:w="6683"/>
       </w:tblGrid>
       <w:tr>
         <w:trPr/>
         <w:tc>
           <w:tcPr>
-            <w:tcW w:w="894" w:type="dxa"/>
+            <w:tcW w:w="1623" w:type="dxa"/>
             <w:tcBorders/>
             <w:vAlign w:val="center"/>
           </w:tcPr>
           <w:p>
             <w:pPr>
               <w:pStyle w:val="Ttulodetabela"/>
-              <w:bidi w:val="0"/>
+              <w:widowControl/>
               <w:spacing w:lineRule="auto" w:line="276" w:before="0" w:after="140"/>
+              <w:jc w:val="start"/>
               <w:rPr/>
             </w:pPr>
             <w:r>
@@ -427,39 +744,41 @@
         </w:tc>
         <w:tc>
           <w:tcPr>
-            <w:tcW w:w="1812" w:type="dxa"/>
+            <w:tcW w:w="1332" w:type="dxa"/>
             <w:tcBorders/>
             <w:vAlign w:val="center"/>
           </w:tcPr>
           <w:p>
             <w:pPr>
               <w:pStyle w:val="Ttulodetabela"/>
-              <w:bidi w:val="0"/>
+              <w:widowControl/>
               <w:spacing w:lineRule="auto" w:line="276" w:before="0" w:after="140"/>
+              <w:jc w:val="start"/>
               <w:rPr/>
             </w:pPr>
             <w:r>
               <w:rPr/>
-              <w:t>Obrigatoriedade</w:t>
+              <w:t>Obrigatório</w:t>
             </w:r>
           </w:p>
         </w:tc>
         <w:tc>
           <w:tcPr>
-            <w:tcW w:w="6693" w:type="dxa"/>
+            <w:tcW w:w="6683" w:type="dxa"/>
             <w:tcBorders/>
             <w:vAlign w:val="center"/>
           </w:tcPr>
           <w:p>
             <w:pPr>
               <w:pStyle w:val="Ttulodetabela"/>
-              <w:bidi w:val="0"/>
+              <w:widowControl/>
               <w:spacing w:lineRule="auto" w:line="276" w:before="0" w:after="140"/>
+              <w:jc w:val="start"/>
               <w:rPr/>
             </w:pPr>
             <w:r>
               <w:rPr/>
-              <w:t>Validação</w:t>
+              <w:t>Validação / Comportamento</w:t>
             </w:r>
           </w:p>
         </w:tc>
@@ -468,16 +787,15 @@
         <w:trPr/>
         <w:tc>
           <w:tcPr>
-            <w:tcW w:w="894" w:type="dxa"/>
+            <w:tcW w:w="1623" w:type="dxa"/>
             <w:tcBorders/>
             <w:vAlign w:val="center"/>
           </w:tcPr>
           <w:p>
             <w:pPr>
               <w:pStyle w:val="Contedodatabela"/>
-              <w:bidi w:val="0"/>
+              <w:widowControl/>
               <w:spacing w:lineRule="auto" w:line="276" w:before="0" w:after="140"/>
-              <w:jc w:val="start"/>
               <w:rPr/>
             </w:pPr>
             <w:r>
@@ -490,16 +808,15 @@
         </w:tc>
         <w:tc>
           <w:tcPr>
-            <w:tcW w:w="1812" w:type="dxa"/>
+            <w:tcW w:w="1332" w:type="dxa"/>
             <w:tcBorders/>
             <w:vAlign w:val="center"/>
           </w:tcPr>
           <w:p>
             <w:pPr>
               <w:pStyle w:val="Contedodatabela"/>
-              <w:bidi w:val="0"/>
+              <w:widowControl/>
               <w:spacing w:lineRule="auto" w:line="276" w:before="0" w:after="140"/>
-              <w:jc w:val="start"/>
               <w:rPr/>
             </w:pPr>
             <w:r>
@@ -510,16 +827,15 @@
         </w:tc>
         <w:tc>
           <w:tcPr>
-            <w:tcW w:w="6693" w:type="dxa"/>
+            <w:tcW w:w="6683" w:type="dxa"/>
             <w:tcBorders/>
             <w:vAlign w:val="center"/>
           </w:tcPr>
           <w:p>
             <w:pPr>
               <w:pStyle w:val="Contedodatabela"/>
-              <w:bidi w:val="0"/>
+              <w:widowControl/>
               <w:spacing w:lineRule="auto" w:line="276" w:before="0" w:after="140"/>
-              <w:jc w:val="start"/>
               <w:rPr/>
             </w:pPr>
             <w:r>
@@ -533,38 +849,36 @@
         <w:trPr/>
         <w:tc>
           <w:tcPr>
-            <w:tcW w:w="894" w:type="dxa"/>
+            <w:tcW w:w="1623" w:type="dxa"/>
             <w:tcBorders/>
             <w:vAlign w:val="center"/>
           </w:tcPr>
           <w:p>
             <w:pPr>
               <w:pStyle w:val="Contedodatabela"/>
-              <w:bidi w:val="0"/>
+              <w:widowControl/>
               <w:spacing w:lineRule="auto" w:line="276" w:before="0" w:after="140"/>
-              <w:jc w:val="start"/>
               <w:rPr/>
             </w:pPr>
             <w:r>
               <w:rPr>
                 <w:rStyle w:val="Strong"/>
               </w:rPr>
-              <w:t>Modelo</w:t>
+              <w:t>Senha</w:t>
             </w:r>
           </w:p>
         </w:tc>
         <w:tc>
           <w:tcPr>
-            <w:tcW w:w="1812" w:type="dxa"/>
+            <w:tcW w:w="1332" w:type="dxa"/>
             <w:tcBorders/>
             <w:vAlign w:val="center"/>
           </w:tcPr>
           <w:p>
             <w:pPr>
               <w:pStyle w:val="Contedodatabela"/>
-              <w:bidi w:val="0"/>
+              <w:widowControl/>
               <w:spacing w:lineRule="auto" w:line="276" w:before="0" w:after="140"/>
-              <w:jc w:val="start"/>
               <w:rPr/>
             </w:pPr>
             <w:r>
@@ -575,21 +889,20 @@
         </w:tc>
         <w:tc>
           <w:tcPr>
-            <w:tcW w:w="6693" w:type="dxa"/>
+            <w:tcW w:w="6683" w:type="dxa"/>
             <w:tcBorders/>
             <w:vAlign w:val="center"/>
           </w:tcPr>
           <w:p>
             <w:pPr>
               <w:pStyle w:val="Contedodatabela"/>
-              <w:bidi w:val="0"/>
+              <w:widowControl/>
               <w:spacing w:lineRule="auto" w:line="276" w:before="0" w:after="140"/>
-              <w:jc w:val="start"/>
               <w:rPr/>
             </w:pPr>
             <w:r>
               <w:rPr/>
-              <w:t>Não pode estar vazio.</w:t>
+              <w:t>Mínimo de 4 caracteres.</w:t>
             </w:r>
           </w:p>
         </w:tc>
@@ -598,63 +911,60 @@
         <w:trPr/>
         <w:tc>
           <w:tcPr>
-            <w:tcW w:w="894" w:type="dxa"/>
+            <w:tcW w:w="1623" w:type="dxa"/>
             <w:tcBorders/>
             <w:vAlign w:val="center"/>
           </w:tcPr>
           <w:p>
             <w:pPr>
               <w:pStyle w:val="Contedodatabela"/>
-              <w:bidi w:val="0"/>
+              <w:widowControl/>
               <w:spacing w:lineRule="auto" w:line="276" w:before="0" w:after="140"/>
-              <w:jc w:val="start"/>
               <w:rPr/>
             </w:pPr>
             <w:r>
               <w:rPr>
                 <w:rStyle w:val="Strong"/>
               </w:rPr>
-              <w:t>Ano</w:t>
+              <w:t>Marca/Modelo</w:t>
             </w:r>
           </w:p>
         </w:tc>
         <w:tc>
           <w:tcPr>
-            <w:tcW w:w="1812" w:type="dxa"/>
+            <w:tcW w:w="1332" w:type="dxa"/>
             <w:tcBorders/>
             <w:vAlign w:val="center"/>
           </w:tcPr>
           <w:p>
             <w:pPr>
               <w:pStyle w:val="Contedodatabela"/>
-              <w:bidi w:val="0"/>
+              <w:widowControl/>
               <w:spacing w:lineRule="auto" w:line="276" w:before="0" w:after="140"/>
-              <w:jc w:val="start"/>
               <w:rPr/>
             </w:pPr>
             <w:r>
               <w:rPr/>
-              <w:t>Não</w:t>
+              <w:t>Sim</w:t>
             </w:r>
           </w:p>
         </w:tc>
         <w:tc>
           <w:tcPr>
-            <w:tcW w:w="6693" w:type="dxa"/>
+            <w:tcW w:w="6683" w:type="dxa"/>
             <w:tcBorders/>
             <w:vAlign w:val="center"/>
           </w:tcPr>
           <w:p>
             <w:pPr>
               <w:pStyle w:val="Contedodatabela"/>
-              <w:bidi w:val="0"/>
+              <w:widowControl/>
               <w:spacing w:lineRule="auto" w:line="276" w:before="0" w:after="140"/>
-              <w:jc w:val="start"/>
               <w:rPr/>
             </w:pPr>
             <w:r>
               <w:rPr/>
-              <w:t>Deve ser um ano válido (entre 1950 e o ano atual + 1).</w:t>
+              <w:t>Não podem estar vazios.</w:t>
             </w:r>
           </w:p>
         </w:tc>
@@ -663,16 +973,15 @@
         <w:trPr/>
         <w:tc>
           <w:tcPr>
-            <w:tcW w:w="894" w:type="dxa"/>
+            <w:tcW w:w="1623" w:type="dxa"/>
             <w:tcBorders/>
             <w:vAlign w:val="center"/>
           </w:tcPr>
           <w:p>
             <w:pPr>
               <w:pStyle w:val="Contedodatabela"/>
-              <w:bidi w:val="0"/>
+              <w:widowControl/>
               <w:spacing w:lineRule="auto" w:line="276" w:before="0" w:after="140"/>
-              <w:jc w:val="start"/>
               <w:rPr/>
             </w:pPr>
             <w:r>
@@ -685,16 +994,15 @@
         </w:tc>
         <w:tc>
           <w:tcPr>
-            <w:tcW w:w="1812" w:type="dxa"/>
+            <w:tcW w:w="1332" w:type="dxa"/>
             <w:tcBorders/>
             <w:vAlign w:val="center"/>
           </w:tcPr>
           <w:p>
             <w:pPr>
               <w:pStyle w:val="Contedodatabela"/>
-              <w:bidi w:val="0"/>
+              <w:widowControl/>
               <w:spacing w:lineRule="auto" w:line="276" w:before="0" w:after="140"/>
-              <w:jc w:val="start"/>
               <w:rPr/>
             </w:pPr>
             <w:r>
@@ -705,21 +1013,30 @@
         </w:tc>
         <w:tc>
           <w:tcPr>
-            <w:tcW w:w="6693" w:type="dxa"/>
+            <w:tcW w:w="6683" w:type="dxa"/>
             <w:tcBorders/>
             <w:vAlign w:val="center"/>
           </w:tcPr>
           <w:p>
             <w:pPr>
               <w:pStyle w:val="Contedodatabela"/>
-              <w:bidi w:val="0"/>
+              <w:widowControl/>
               <w:spacing w:lineRule="auto" w:line="276" w:before="0" w:after="140"/>
-              <w:jc w:val="start"/>
               <w:rPr/>
             </w:pPr>
             <w:r>
               <w:rPr/>
-              <w:t xml:space="preserve">Deve seguir o padrão </w:t>
+              <w:t>Máscara Mercosul (</w:t>
+            </w:r>
+            <w:r>
+              <w:rPr>
+                <w:rStyle w:val="Cdigo-fonte"/>
+              </w:rPr>
+              <w:t>AAA0A00</w:t>
+            </w:r>
+            <w:r>
+              <w:rPr/>
+              <w:t>) ou Antiga (</w:t>
             </w:r>
             <w:r>
               <w:rPr>
@@ -729,17 +1046,7 @@
             </w:r>
             <w:r>
               <w:rPr/>
-              <w:t xml:space="preserve"> ou o padrão Mercosul </w:t>
-            </w:r>
-            <w:r>
-              <w:rPr>
-                <w:rStyle w:val="Cdigo-fonte"/>
-              </w:rPr>
-              <w:t>AAA0A00</w:t>
-            </w:r>
-            <w:r>
-              <w:rPr/>
-              <w:t>.</w:t>
+              <w:t>). Auto-Caps.</w:t>
             </w:r>
           </w:p>
         </w:tc>
@@ -748,63 +1055,122 @@
         <w:trPr/>
         <w:tc>
           <w:tcPr>
-            <w:tcW w:w="894" w:type="dxa"/>
+            <w:tcW w:w="1623" w:type="dxa"/>
             <w:tcBorders/>
             <w:vAlign w:val="center"/>
           </w:tcPr>
           <w:p>
             <w:pPr>
               <w:pStyle w:val="Contedodatabela"/>
-              <w:bidi w:val="0"/>
+              <w:widowControl/>
               <w:spacing w:lineRule="auto" w:line="276" w:before="0" w:after="140"/>
-              <w:jc w:val="start"/>
               <w:rPr/>
             </w:pPr>
             <w:r>
               <w:rPr>
                 <w:rStyle w:val="Strong"/>
               </w:rPr>
-              <w:t>Meta</w:t>
+              <w:t>KM Atual</w:t>
             </w:r>
           </w:p>
         </w:tc>
         <w:tc>
           <w:tcPr>
-            <w:tcW w:w="1812" w:type="dxa"/>
+            <w:tcW w:w="1332" w:type="dxa"/>
             <w:tcBorders/>
             <w:vAlign w:val="center"/>
           </w:tcPr>
           <w:p>
             <w:pPr>
               <w:pStyle w:val="Contedodatabela"/>
-              <w:bidi w:val="0"/>
+              <w:widowControl/>
               <w:spacing w:lineRule="auto" w:line="276" w:before="0" w:after="140"/>
-              <w:jc w:val="start"/>
               <w:rPr/>
             </w:pPr>
             <w:r>
               <w:rPr/>
-              <w:t>Não</w:t>
+              <w:t>Sim</w:t>
             </w:r>
           </w:p>
         </w:tc>
         <w:tc>
           <w:tcPr>
-            <w:tcW w:w="6693" w:type="dxa"/>
+            <w:tcW w:w="6683" w:type="dxa"/>
             <w:tcBorders/>
             <w:vAlign w:val="center"/>
           </w:tcPr>
           <w:p>
             <w:pPr>
               <w:pStyle w:val="Contedodatabela"/>
-              <w:bidi w:val="0"/>
+              <w:widowControl/>
               <w:spacing w:lineRule="auto" w:line="276" w:before="0" w:after="140"/>
-              <w:jc w:val="start"/>
               <w:rPr/>
             </w:pPr>
             <w:r>
               <w:rPr/>
-              <w:t>Valor positivo ou zero.</w:t>
+              <w:t>Deve ser um número inteiro positivo.</w:t>
+            </w:r>
+          </w:p>
+        </w:tc>
+      </w:tr>
+      <w:tr>
+        <w:trPr/>
+        <w:tc>
+          <w:tcPr>
+            <w:tcW w:w="1623" w:type="dxa"/>
+            <w:tcBorders/>
+            <w:vAlign w:val="center"/>
+          </w:tcPr>
+          <w:p>
+            <w:pPr>
+              <w:pStyle w:val="Contedodatabela"/>
+              <w:widowControl/>
+              <w:spacing w:lineRule="auto" w:line="276" w:before="0" w:after="140"/>
+              <w:rPr/>
+            </w:pPr>
+            <w:r>
+              <w:rPr>
+                <w:rStyle w:val="Strong"/>
+              </w:rPr>
+              <w:t>Termos</w:t>
+            </w:r>
+          </w:p>
+        </w:tc>
+        <w:tc>
+          <w:tcPr>
+            <w:tcW w:w="1332" w:type="dxa"/>
+            <w:tcBorders/>
+            <w:vAlign w:val="center"/>
+          </w:tcPr>
+          <w:p>
+            <w:pPr>
+              <w:pStyle w:val="Contedodatabela"/>
+              <w:widowControl/>
+              <w:spacing w:lineRule="auto" w:line="276" w:before="0" w:after="140"/>
+              <w:rPr/>
+            </w:pPr>
+            <w:r>
+              <w:rPr/>
+              <w:t>Sim</w:t>
+            </w:r>
+          </w:p>
+        </w:tc>
+        <w:tc>
+          <w:tcPr>
+            <w:tcW w:w="6683" w:type="dxa"/>
+            <w:tcBorders/>
+            <w:vAlign w:val="center"/>
+          </w:tcPr>
+          <w:p>
+            <w:pPr>
+              <w:pStyle w:val="Contedodatabela"/>
+              <w:widowControl/>
+              <w:spacing w:lineRule="auto" w:line="276" w:before="0" w:after="140"/>
+              <w:rPr/>
+            </w:pPr>
+            <w:r>
+              <w:rPr/>
+              <w:t>Deve estar marcado para ativar o botão de finalização.</w:t>
             </w:r>
           </w:p>
         </w:tc>
@@ -812,457 +1178,210 @@
     </w:tbl>
     <w:p>
       <w:pPr>
+        <w:pStyle w:val="Heading2"/>
+        <w:spacing w:lineRule="auto" w:line="276" w:before="0" w:after="140"/>
+        <w:rPr>
+          <w:sz w:val="24"/>
+          <w:szCs w:val="24"/>
+        </w:rPr>
+      </w:pPr>
+      <w:r>
+        <w:rPr>
+          <w:sz w:val="24"/>
+          <w:szCs w:val="24"/>
+        </w:rPr>
+        <w:t>3. Persistência de Dados (SQLite)</w:t>
+      </w:r>
+    </w:p>
+    <w:p>
+      <w:pPr>
+        <w:pStyle w:val="BodyText"/>
+        <w:rPr/>
+      </w:pPr>
+      <w:r>
+        <w:rPr/>
+        <w:t xml:space="preserve">Ao clicar em "Começar o Corre", o sistema deve alimentar duas tabelas simultaneamente conforme o ficheiro </w:t>
+      </w:r>
+      <w:r>
+        <w:rPr>
+          <w:rStyle w:val="Cdigo-fonte"/>
+        </w:rPr>
+        <w:t>DatabaseInit.ts</w:t>
+      </w:r>
+      <w:r>
+        <w:rPr/>
+        <w:t>:</w:t>
+      </w:r>
+    </w:p>
+    <w:p>
+      <w:pPr>
         <w:pStyle w:val="Heading3"/>
-        <w:bidi w:val="0"/>
         <w:spacing w:lineRule="auto" w:line="276" w:before="0" w:after="140"/>
-        <w:jc w:val="start"/>
-        <w:rPr/>
-      </w:pPr>
-      <w:r>
-        <w:rPr/>
-        <w:t>Lógica da Placa:</w:t>
-      </w:r>
-    </w:p>
-    <w:p>
-      <w:pPr>
-        <w:pStyle w:val="BodyText"/>
-        <w:bidi w:val="0"/>
-        <w:jc w:val="start"/>
-        <w:rPr/>
-      </w:pPr>
-      <w:r>
-        <w:rPr/>
-        <w:t xml:space="preserve">O campo de placa deve converter automaticamente o texto para </w:t>
-      </w:r>
-      <w:r>
-        <w:rPr>
-          <w:rStyle w:val="Strong"/>
-        </w:rPr>
-        <w:t>MAIÚSCULAS</w:t>
-      </w:r>
-      <w:r>
-        <w:rPr/>
-        <w:t xml:space="preserve"> enquanto o usuário digita e aplicar a máscara conforme o formato detectado.</w:t>
+        <w:rPr>
+          <w:sz w:val="24"/>
+          <w:szCs w:val="24"/>
+        </w:rPr>
+      </w:pPr>
+      <w:r>
+        <w:rPr>
+          <w:sz w:val="24"/>
+          <w:szCs w:val="24"/>
+        </w:rPr>
+        <w:t xml:space="preserve">3.1. Inserção em </w:t>
+      </w:r>
+      <w:r>
+        <w:rPr>
+          <w:rStyle w:val="Cdigo-fonte"/>
+          <w:sz w:val="24"/>
+          <w:szCs w:val="24"/>
+        </w:rPr>
+        <w:t>perfil_usuario</w:t>
+      </w:r>
+    </w:p>
+    <w:p>
+      <w:pPr>
+        <w:pStyle w:val="Textoprformatado"/>
+        <w:spacing w:lineRule="auto" w:line="276" w:before="0" w:after="140"/>
+        <w:rPr>
+          <w:rFonts w:ascii="Liberation Serif" w:hAnsi="Liberation Serif" w:eastAsia="NSimSun" w:cs="Lucida Sans"/>
+          <w:sz w:val="24"/>
+          <w:szCs w:val="24"/>
+        </w:rPr>
+      </w:pPr>
+      <w:r>
+        <w:rPr>
+          <w:rStyle w:val="Cdigo-fonte"/>
+          <w:rFonts w:ascii="Liberation Serif" w:hAnsi="Liberation Serif"/>
+          <w:sz w:val="24"/>
+          <w:szCs w:val="24"/>
+        </w:rPr>
+        <w:t xml:space="preserve">INSERT INTO perfil_usuario (nome, senha, foto_uri, meta_diaria) </w:t>
+      </w:r>
+    </w:p>
+    <w:p>
+      <w:pPr>
+        <w:pStyle w:val="Textoprformatado"/>
+        <w:spacing w:lineRule="auto" w:line="276" w:before="0" w:after="140"/>
+        <w:rPr>
+          <w:rFonts w:ascii="Liberation Serif" w:hAnsi="Liberation Serif" w:eastAsia="NSimSun" w:cs="Lucida Sans"/>
+          <w:sz w:val="24"/>
+          <w:szCs w:val="24"/>
+        </w:rPr>
+      </w:pPr>
+      <w:r>
+        <w:rPr>
+          <w:rStyle w:val="Cdigo-fonte"/>
+          <w:rFonts w:ascii="Liberation Serif" w:hAnsi="Liberation Serif"/>
+          <w:sz w:val="24"/>
+          <w:szCs w:val="24"/>
+        </w:rPr>
+        <w:t>VALUES (?, ?, ?, ?);</w:t>
+      </w:r>
+    </w:p>
+    <w:p>
+      <w:pPr>
+        <w:pStyle w:val="Heading3"/>
+        <w:spacing w:lineRule="auto" w:line="276" w:before="0" w:after="140"/>
+        <w:rPr>
+          <w:sz w:val="24"/>
+          <w:szCs w:val="24"/>
+        </w:rPr>
+      </w:pPr>
+      <w:r>
+        <w:rPr>
+          <w:sz w:val="24"/>
+          <w:szCs w:val="24"/>
+        </w:rPr>
+        <w:t xml:space="preserve">3.2. Inserção em </w:t>
+      </w:r>
+      <w:r>
+        <w:rPr>
+          <w:rStyle w:val="Cdigo-fonte"/>
+          <w:sz w:val="24"/>
+          <w:szCs w:val="24"/>
+        </w:rPr>
+        <w:t>veiculos</w:t>
+      </w:r>
+    </w:p>
+    <w:p>
+      <w:pPr>
+        <w:pStyle w:val="Textoprformatado"/>
+        <w:spacing w:lineRule="auto" w:line="276" w:before="0" w:after="140"/>
+        <w:rPr>
+          <w:rFonts w:ascii="Liberation Serif" w:hAnsi="Liberation Serif" w:eastAsia="NSimSun" w:cs="Lucida Sans"/>
+          <w:sz w:val="24"/>
+          <w:szCs w:val="24"/>
+        </w:rPr>
+      </w:pPr>
+      <w:r>
+        <w:rPr>
+          <w:rStyle w:val="Cdigo-fonte"/>
+          <w:rFonts w:ascii="Liberation Serif" w:hAnsi="Liberation Serif"/>
+          <w:sz w:val="24"/>
+          <w:szCs w:val="24"/>
+        </w:rPr>
+        <w:t xml:space="preserve">INSERT INTO veiculos (tipo, marca, modelo, ano, motor, placa, km_atual, combustivel_padrao, ativo) </w:t>
+      </w:r>
+    </w:p>
+    <w:p>
+      <w:pPr>
+        <w:pStyle w:val="Textoprformatado"/>
+        <w:spacing w:lineRule="auto" w:line="276" w:before="0" w:after="140"/>
+        <w:rPr>
+          <w:rFonts w:ascii="Liberation Serif" w:hAnsi="Liberation Serif" w:eastAsia="NSimSun" w:cs="Lucida Sans"/>
+          <w:sz w:val="24"/>
+          <w:szCs w:val="24"/>
+        </w:rPr>
+      </w:pPr>
+      <w:r>
+        <w:rPr>
+          <w:rStyle w:val="Cdigo-fonte"/>
+          <w:rFonts w:ascii="Liberation Serif" w:hAnsi="Liberation Serif"/>
+          <w:sz w:val="24"/>
+          <w:szCs w:val="24"/>
+        </w:rPr>
+        <w:t>VALUES (?, ?, ?, ?, ?, ?, ?, ?, 1);</w:t>
+      </w:r>
+    </w:p>
+    <w:p>
+      <w:pPr>
+        <w:pStyle w:val="BodyText"/>
+        <w:rPr/>
+      </w:pPr>
+      <w:r>
+        <w:rPr>
+          <w:rStyle w:val="Emphasis"/>
+        </w:rPr>
+        <w:t xml:space="preserve">Nota: O primeiro veículo cadastrado deve ser definido automaticamente como </w:t>
+      </w:r>
+      <w:r>
+        <w:rPr>
+          <w:rStyle w:val="Cdigo-fonte"/>
+        </w:rPr>
+        <w:t>ativo = 1</w:t>
+      </w:r>
+      <w:r>
+        <w:rPr>
+          <w:rStyle w:val="Emphasis"/>
+        </w:rPr>
+        <w:t>.</w:t>
       </w:r>
     </w:p>
     <w:p>
       <w:pPr>
         <w:pStyle w:val="Heading2"/>
-        <w:bidi w:val="0"/>
         <w:spacing w:lineRule="auto" w:line="276" w:before="0" w:after="140"/>
-        <w:jc w:val="start"/>
-        <w:rPr/>
-      </w:pPr>
-      <w:r>
-        <w:rPr/>
-        <w:t>3. Persistência de Dados (SQLite)</w:t>
-      </w:r>
-    </w:p>
-    <w:p>
-      <w:pPr>
-        <w:pStyle w:val="BodyText"/>
-        <w:bidi w:val="0"/>
-        <w:jc w:val="start"/>
-        <w:rPr/>
-      </w:pPr>
-      <w:r>
-        <w:rPr/>
-        <w:t xml:space="preserve">Ao clicar em "Começar o Corre", o sistema deve executar um </w:t>
-      </w:r>
-      <w:r>
-        <w:rPr>
-          <w:rStyle w:val="Cdigo-fonte"/>
-        </w:rPr>
-        <w:t>INSERT</w:t>
-      </w:r>
-      <w:r>
-        <w:rPr/>
-        <w:t xml:space="preserve"> ou </w:t>
-      </w:r>
-      <w:r>
-        <w:rPr>
-          <w:rStyle w:val="Cdigo-fonte"/>
-        </w:rPr>
-        <w:t>UPSERT</w:t>
-      </w:r>
-      <w:r>
-        <w:rPr/>
-        <w:t xml:space="preserve"> na tabela local.</w:t>
-      </w:r>
-    </w:p>
-    <w:p>
-      <w:pPr>
-        <w:pStyle w:val="Heading3"/>
-        <w:bidi w:val="0"/>
-        <w:spacing w:lineRule="auto" w:line="276" w:before="0" w:after="140"/>
-        <w:jc w:val="start"/>
-        <w:rPr/>
-      </w:pPr>
-      <w:r>
-        <w:rPr/>
-        <w:t xml:space="preserve">Estrutura da Tabela </w:t>
-      </w:r>
-      <w:r>
-        <w:rPr>
-          <w:rStyle w:val="Cdigo-fonte"/>
-        </w:rPr>
-        <w:t>perfil_usuario</w:t>
-      </w:r>
-      <w:r>
-        <w:rPr/>
-        <w:t>:</w:t>
-      </w:r>
-    </w:p>
-    <w:p>
-      <w:pPr>
-        <w:pStyle w:val="Textoprformatado"/>
-        <w:bidi w:val="0"/>
-        <w:spacing w:lineRule="auto" w:line="276" w:before="0" w:after="140"/>
-        <w:jc w:val="start"/>
-        <w:rPr/>
-      </w:pPr>
-      <w:r>
-        <w:rPr>
-          <w:rStyle w:val="Cdigo-fonte"/>
-        </w:rPr>
-        <w:t>CREATE TABLE IF NOT EXISTS perfil_usuario (</w:t>
-      </w:r>
-    </w:p>
-    <w:p>
-      <w:pPr>
-        <w:pStyle w:val="Textoprformatado"/>
-        <w:bidi w:val="0"/>
-        <w:spacing w:lineRule="auto" w:line="276" w:before="0" w:after="140"/>
-        <w:jc w:val="start"/>
-        <w:rPr/>
-      </w:pPr>
-      <w:r>
-        <w:rPr>
-          <w:rStyle w:val="Cdigo-fonte"/>
-        </w:rPr>
-        <w:t xml:space="preserve">    </w:t>
-      </w:r>
-      <w:r>
-        <w:rPr>
-          <w:rStyle w:val="Cdigo-fonte"/>
-        </w:rPr>
-        <w:t>id INTEGER PRIMARY KEY AUTOINCREMENT,</w:t>
-      </w:r>
-    </w:p>
-    <w:p>
-      <w:pPr>
-        <w:pStyle w:val="Textoprformatado"/>
-        <w:bidi w:val="0"/>
-        <w:spacing w:lineRule="auto" w:line="276" w:before="0" w:after="140"/>
-        <w:jc w:val="start"/>
-        <w:rPr/>
-      </w:pPr>
-      <w:r>
-        <w:rPr>
-          <w:rStyle w:val="Cdigo-fonte"/>
-        </w:rPr>
-        <w:t xml:space="preserve">    </w:t>
-      </w:r>
-      <w:r>
-        <w:rPr>
-          <w:rStyle w:val="Cdigo-fonte"/>
-        </w:rPr>
-        <w:t>nome TEXT NOT NULL,</w:t>
-      </w:r>
-    </w:p>
-    <w:p>
-      <w:pPr>
-        <w:pStyle w:val="Textoprformatado"/>
-        <w:bidi w:val="0"/>
-        <w:spacing w:lineRule="auto" w:line="276" w:before="0" w:after="140"/>
-        <w:jc w:val="start"/>
-        <w:rPr/>
-      </w:pPr>
-      <w:r>
-        <w:rPr>
-          <w:rStyle w:val="Cdigo-fonte"/>
-        </w:rPr>
-        <w:t xml:space="preserve">    </w:t>
-      </w:r>
-      <w:r>
-        <w:rPr>
-          <w:rStyle w:val="Cdigo-fonte"/>
-        </w:rPr>
-        <w:t>foto_uri TEXT, -- Caminho local da imagem</w:t>
-      </w:r>
-    </w:p>
-    <w:p>
-      <w:pPr>
-        <w:pStyle w:val="Textoprformatado"/>
-        <w:bidi w:val="0"/>
-        <w:spacing w:lineRule="auto" w:line="276" w:before="0" w:after="140"/>
-        <w:jc w:val="start"/>
-        <w:rPr/>
-      </w:pPr>
-      <w:r>
-        <w:rPr>
-          <w:rStyle w:val="Cdigo-fonte"/>
-        </w:rPr>
-        <w:t xml:space="preserve">    </w:t>
-      </w:r>
-      <w:r>
-        <w:rPr>
-          <w:rStyle w:val="Cdigo-fonte"/>
-        </w:rPr>
-        <w:t>moto_modelo TEXT NOT NULL,</w:t>
-      </w:r>
-    </w:p>
-    <w:p>
-      <w:pPr>
-        <w:pStyle w:val="Textoprformatado"/>
-        <w:bidi w:val="0"/>
-        <w:spacing w:lineRule="auto" w:line="276" w:before="0" w:after="140"/>
-        <w:jc w:val="start"/>
-        <w:rPr/>
-      </w:pPr>
-      <w:r>
-        <w:rPr>
-          <w:rStyle w:val="Cdigo-fonte"/>
-        </w:rPr>
-        <w:t xml:space="preserve">    </w:t>
-      </w:r>
-      <w:r>
-        <w:rPr>
-          <w:rStyle w:val="Cdigo-fonte"/>
-        </w:rPr>
-        <w:t>moto_ano INTEGER,</w:t>
-      </w:r>
-    </w:p>
-    <w:p>
-      <w:pPr>
-        <w:pStyle w:val="Textoprformatado"/>
-        <w:bidi w:val="0"/>
-        <w:spacing w:lineRule="auto" w:line="276" w:before="0" w:after="140"/>
-        <w:jc w:val="start"/>
-        <w:rPr/>
-      </w:pPr>
-      <w:r>
-        <w:rPr>
-          <w:rStyle w:val="Cdigo-fonte"/>
-        </w:rPr>
-        <w:t xml:space="preserve">    </w:t>
-      </w:r>
-      <w:r>
-        <w:rPr>
-          <w:rStyle w:val="Cdigo-fonte"/>
-        </w:rPr>
-        <w:t>moto_placa TEXT NOT NULL,</w:t>
-      </w:r>
-    </w:p>
-    <w:p>
-      <w:pPr>
-        <w:pStyle w:val="Textoprformatado"/>
-        <w:bidi w:val="0"/>
-        <w:spacing w:lineRule="auto" w:line="276" w:before="0" w:after="140"/>
-        <w:jc w:val="start"/>
-        <w:rPr/>
-      </w:pPr>
-      <w:r>
-        <w:rPr>
-          <w:rStyle w:val="Cdigo-fonte"/>
-        </w:rPr>
-        <w:t xml:space="preserve">    </w:t>
-      </w:r>
-      <w:r>
-        <w:rPr>
-          <w:rStyle w:val="Cdigo-fonte"/>
-        </w:rPr>
-        <w:t>meta_diaria REAL DEFAULT 0,</w:t>
-      </w:r>
-    </w:p>
-    <w:p>
-      <w:pPr>
-        <w:pStyle w:val="Textoprformatado"/>
-        <w:bidi w:val="0"/>
-        <w:spacing w:lineRule="auto" w:line="276" w:before="0" w:after="140"/>
-        <w:jc w:val="start"/>
-        <w:rPr/>
-      </w:pPr>
-      <w:r>
-        <w:rPr>
-          <w:rStyle w:val="Cdigo-fonte"/>
-        </w:rPr>
-        <w:t xml:space="preserve">    </w:t>
-      </w:r>
-      <w:r>
-        <w:rPr>
-          <w:rStyle w:val="Cdigo-fonte"/>
-        </w:rPr>
-        <w:t>data_cadastro DATETIME DEFAULT CURRENT_TIMESTAMP</w:t>
-      </w:r>
-    </w:p>
-    <w:p>
-      <w:pPr>
-        <w:pStyle w:val="Textoprformatado"/>
-        <w:bidi w:val="0"/>
-        <w:spacing w:lineRule="auto" w:line="276" w:before="0" w:after="140"/>
-        <w:jc w:val="start"/>
-        <w:rPr/>
-      </w:pPr>
-      <w:r>
-        <w:rPr>
-          <w:rStyle w:val="Cdigo-fonte"/>
-        </w:rPr>
-        <w:t>);</w:t>
-      </w:r>
-    </w:p>
-    <w:p>
-      <w:pPr>
-        <w:pStyle w:val="Heading2"/>
-        <w:bidi w:val="0"/>
-        <w:spacing w:lineRule="auto" w:line="276" w:before="0" w:after="140"/>
-        <w:jc w:val="start"/>
-        <w:rPr/>
-      </w:pPr>
-      <w:r>
-        <w:rPr/>
+        <w:rPr>
+          <w:sz w:val="24"/>
+          <w:szCs w:val="24"/>
+        </w:rPr>
+      </w:pPr>
+      <w:r>
+        <w:rPr>
+          <w:sz w:val="24"/>
+          <w:szCs w:val="24"/>
+        </w:rPr>
         <w:t>4. Fluxo de Navegação</w:t>
-      </w:r>
-    </w:p>
-    <w:p>
-      <w:pPr>
-        <w:pStyle w:val="BodyText"/>
-        <w:numPr>
-          <w:ilvl w:val="0"/>
-          <w:numId w:val="2"/>
-        </w:numPr>
-        <w:tabs>
-          <w:tab w:val="clear" w:pos="709"/>
-          <w:tab w:val="left" w:pos="709" w:leader="none"/>
-        </w:tabs>
-        <w:bidi w:val="0"/>
-        <w:ind w:hanging="283" w:start="709"/>
-        <w:jc w:val="start"/>
-        <w:rPr/>
-      </w:pPr>
-      <w:r>
-        <w:rPr>
-          <w:rStyle w:val="Strong"/>
-        </w:rPr>
-        <w:t>Entrada:</w:t>
-      </w:r>
-      <w:r>
-        <w:rPr/>
-        <w:t xml:space="preserve"> O App verifica se existe algum registro na tabela </w:t>
-      </w:r>
-      <w:r>
-        <w:rPr>
-          <w:rStyle w:val="Cdigo-fonte"/>
-        </w:rPr>
-        <w:t>perfil_usuario</w:t>
-      </w:r>
-      <w:r>
-        <w:rPr/>
-        <w:t>.</w:t>
-      </w:r>
-    </w:p>
-    <w:p>
-      <w:pPr>
-        <w:pStyle w:val="BodyText"/>
-        <w:numPr>
-          <w:ilvl w:val="0"/>
-          <w:numId w:val="2"/>
-        </w:numPr>
-        <w:tabs>
-          <w:tab w:val="clear" w:pos="709"/>
-          <w:tab w:val="left" w:pos="709" w:leader="none"/>
-        </w:tabs>
-        <w:bidi w:val="0"/>
-        <w:ind w:hanging="283" w:start="709"/>
-        <w:jc w:val="start"/>
-        <w:rPr/>
-      </w:pPr>
-      <w:r>
-        <w:rPr>
-          <w:rStyle w:val="Strong"/>
-        </w:rPr>
-        <w:t>Condição:</w:t>
-      </w:r>
-      <w:r>
-        <w:rPr/>
-        <w:t xml:space="preserve"> Se a tabela estiver vazia ➔ Exibe esta tela de Cadastro.</w:t>
-      </w:r>
-    </w:p>
-    <w:p>
-      <w:pPr>
-        <w:pStyle w:val="BodyText"/>
-        <w:numPr>
-          <w:ilvl w:val="0"/>
-          <w:numId w:val="2"/>
-        </w:numPr>
-        <w:tabs>
-          <w:tab w:val="clear" w:pos="709"/>
-          <w:tab w:val="left" w:pos="709" w:leader="none"/>
-        </w:tabs>
-        <w:bidi w:val="0"/>
-        <w:ind w:hanging="283" w:start="709"/>
-        <w:jc w:val="start"/>
-        <w:rPr/>
-      </w:pPr>
-      <w:r>
-        <w:rPr>
-          <w:rStyle w:val="Strong"/>
-        </w:rPr>
-        <w:t>Ação:</w:t>
-      </w:r>
-      <w:r>
-        <w:rPr/>
-        <w:t xml:space="preserve"> Após o clique no botão e validação bem-sucedida, os dados são salvos.</w:t>
-      </w:r>
-    </w:p>
-    <w:p>
-      <w:pPr>
-        <w:pStyle w:val="BodyText"/>
-        <w:numPr>
-          <w:ilvl w:val="0"/>
-          <w:numId w:val="2"/>
-        </w:numPr>
-        <w:tabs>
-          <w:tab w:val="clear" w:pos="709"/>
-          <w:tab w:val="left" w:pos="709" w:leader="none"/>
-        </w:tabs>
-        <w:bidi w:val="0"/>
-        <w:ind w:hanging="283" w:start="709"/>
-        <w:jc w:val="start"/>
-        <w:rPr/>
-      </w:pPr>
-      <w:r>
-        <w:rPr>
-          <w:rStyle w:val="Strong"/>
-        </w:rPr>
-        <w:t>Saída:</w:t>
-      </w:r>
-      <w:r>
-        <w:rPr/>
-        <w:t xml:space="preserve"> O usuário é redirecionado para a </w:t>
-      </w:r>
-      <w:r>
-        <w:rPr>
-          <w:rStyle w:val="Strong"/>
-        </w:rPr>
-        <w:t>Tela Principal (Dashboard)</w:t>
-      </w:r>
-      <w:r>
-        <w:rPr/>
-        <w:t>.</w:t>
-      </w:r>
-    </w:p>
-    <w:p>
-      <w:pPr>
-        <w:pStyle w:val="Heading2"/>
-        <w:bidi w:val="0"/>
-        <w:spacing w:lineRule="auto" w:line="276" w:before="0" w:after="140"/>
-        <w:jc w:val="start"/>
-        <w:rPr/>
-      </w:pPr>
-      <w:r>
-        <w:rPr/>
-        <w:t>5. Dicas para Desenvolvedor (Performance)</w:t>
       </w:r>
     </w:p>
     <w:p>
@@ -1274,42 +1393,30 @@
         </w:numPr>
         <w:tabs>
           <w:tab w:val="clear" w:pos="709"/>
-          <w:tab w:val="left" w:pos="709" w:leader="none"/>
-        </w:tabs>
-        <w:bidi w:val="0"/>
+          <w:tab w:val="left" w:pos="0" w:leader="none"/>
+        </w:tabs>
         <w:ind w:hanging="283" w:start="709"/>
-        <w:jc w:val="start"/>
-        <w:rPr/>
-      </w:pPr>
-      <w:r>
-        <w:rPr>
-          <w:rStyle w:val="Strong"/>
-        </w:rPr>
-        <w:t>Teclado:</w:t>
-      </w:r>
-      <w:r>
-        <w:rPr/>
-        <w:t xml:space="preserve"> Use </w:t>
+        <w:rPr/>
+      </w:pPr>
+      <w:r>
+        <w:rPr>
+          <w:rStyle w:val="Strong"/>
+        </w:rPr>
+        <w:t>Verificação Inicial:</w:t>
+      </w:r>
+      <w:r>
+        <w:rPr/>
+        <w:t xml:space="preserve"> O App consulta a tabela </w:t>
       </w:r>
       <w:r>
         <w:rPr>
           <w:rStyle w:val="Cdigo-fonte"/>
         </w:rPr>
-        <w:t>keyboardType="default"</w:t>
-      </w:r>
-      <w:r>
-        <w:rPr/>
-        <w:t xml:space="preserve"> para nome e modelo, e </w:t>
-      </w:r>
-      <w:r>
-        <w:rPr>
-          <w:rStyle w:val="Cdigo-fonte"/>
-        </w:rPr>
-        <w:t>keyboardType="numeric"</w:t>
-      </w:r>
-      <w:r>
-        <w:rPr/>
-        <w:t xml:space="preserve"> para ano e meta.</w:t>
+        <w:t>perfil_usuario</w:t>
+      </w:r>
+      <w:r>
+        <w:rPr/>
+        <w:t>.</w:t>
       </w:r>
     </w:p>
     <w:p>
@@ -1321,22 +1428,30 @@
         </w:numPr>
         <w:tabs>
           <w:tab w:val="clear" w:pos="709"/>
-          <w:tab w:val="left" w:pos="709" w:leader="none"/>
-        </w:tabs>
-        <w:bidi w:val="0"/>
+          <w:tab w:val="left" w:pos="0" w:leader="none"/>
+        </w:tabs>
         <w:ind w:hanging="283" w:start="709"/>
-        <w:jc w:val="start"/>
-        <w:rPr/>
-      </w:pPr>
-      <w:r>
-        <w:rPr>
-          <w:rStyle w:val="Strong"/>
-        </w:rPr>
-        <w:t>Foco Automático:</w:t>
-      </w:r>
-      <w:r>
-        <w:rPr/>
-        <w:t xml:space="preserve"> O foco deve iniciar no campo "Nome" para agilizar o preenchimento.</w:t>
+        <w:rPr/>
+      </w:pPr>
+      <w:r>
+        <w:rPr>
+          <w:rStyle w:val="Strong"/>
+        </w:rPr>
+        <w:t>Condição:</w:t>
+      </w:r>
+      <w:r>
+        <w:rPr/>
+        <w:t xml:space="preserve"> Se </w:t>
+      </w:r>
+      <w:r>
+        <w:rPr>
+          <w:rStyle w:val="Cdigo-fonte"/>
+        </w:rPr>
+        <w:t>COUNT(*) == 0</w:t>
+      </w:r>
+      <w:r>
+        <w:rPr/>
+        <w:t xml:space="preserve"> ➔ Exibe esta tela.</w:t>
       </w:r>
     </w:p>
     <w:p>
@@ -1348,32 +1463,167 @@
         </w:numPr>
         <w:tabs>
           <w:tab w:val="clear" w:pos="709"/>
-          <w:tab w:val="left" w:pos="709" w:leader="none"/>
-        </w:tabs>
-        <w:bidi w:val="0"/>
+          <w:tab w:val="left" w:pos="0" w:leader="none"/>
+        </w:tabs>
         <w:ind w:hanging="283" w:start="709"/>
-        <w:jc w:val="start"/>
-        <w:rPr/>
-      </w:pPr>
-      <w:r>
-        <w:rPr>
-          <w:rStyle w:val="Strong"/>
-        </w:rPr>
-        <w:t>Feedback:</w:t>
-      </w:r>
-      <w:r>
-        <w:rPr/>
-        <w:t xml:space="preserve"> Se o usuário tentar avançar com campos vazios, destacar as bordas dos inputs em vermelho (</w:t>
+        <w:rPr/>
+      </w:pPr>
+      <w:r>
+        <w:rPr>
+          <w:rStyle w:val="Strong"/>
+        </w:rPr>
+        <w:t>Ação de Salvar:</w:t>
+      </w:r>
+      <w:r>
+        <w:rPr/>
+        <w:t xml:space="preserve"> Executa as queries, move a foto da cache para </w:t>
       </w:r>
       <w:r>
         <w:rPr>
           <w:rStyle w:val="Cdigo-fonte"/>
         </w:rPr>
-        <w:t>#D50000</w:t>
-      </w:r>
-      <w:r>
-        <w:rPr/>
-        <w:t>).</w:t>
+        <w:t>./assets/</w:t>
+      </w:r>
+      <w:r>
+        <w:rPr/>
+        <w:t xml:space="preserve"> e guarda o caminho no banco.</w:t>
+      </w:r>
+    </w:p>
+    <w:p>
+      <w:pPr>
+        <w:pStyle w:val="BodyText"/>
+        <w:numPr>
+          <w:ilvl w:val="0"/>
+          <w:numId w:val="3"/>
+        </w:numPr>
+        <w:tabs>
+          <w:tab w:val="clear" w:pos="709"/>
+          <w:tab w:val="left" w:pos="0" w:leader="none"/>
+        </w:tabs>
+        <w:ind w:hanging="283" w:start="709"/>
+        <w:rPr/>
+      </w:pPr>
+      <w:r>
+        <w:rPr>
+          <w:rStyle w:val="Strong"/>
+        </w:rPr>
+        <w:t>Saída:</w:t>
+      </w:r>
+      <w:r>
+        <w:rPr/>
+        <w:t xml:space="preserve"> Redirecionamento imediato para a </w:t>
+      </w:r>
+      <w:r>
+        <w:rPr>
+          <w:rStyle w:val="Strong"/>
+        </w:rPr>
+        <w:t>Tela Principal (Dashboard)</w:t>
+      </w:r>
+      <w:r>
+        <w:rPr/>
+        <w:t>.</w:t>
+      </w:r>
+    </w:p>
+    <w:p>
+      <w:pPr>
+        <w:pStyle w:val="Heading2"/>
+        <w:spacing w:lineRule="auto" w:line="276" w:before="0" w:after="140"/>
+        <w:rPr>
+          <w:sz w:val="24"/>
+          <w:szCs w:val="24"/>
+        </w:rPr>
+      </w:pPr>
+      <w:r>
+        <w:rPr>
+          <w:sz w:val="24"/>
+          <w:szCs w:val="24"/>
+        </w:rPr>
+        <w:t>5. Notas para o Desenvolvedor</w:t>
+      </w:r>
+    </w:p>
+    <w:p>
+      <w:pPr>
+        <w:pStyle w:val="BodyText"/>
+        <w:numPr>
+          <w:ilvl w:val="0"/>
+          <w:numId w:val="4"/>
+        </w:numPr>
+        <w:tabs>
+          <w:tab w:val="clear" w:pos="709"/>
+          <w:tab w:val="left" w:pos="0" w:leader="none"/>
+        </w:tabs>
+        <w:ind w:hanging="283" w:start="709"/>
+        <w:rPr/>
+      </w:pPr>
+      <w:r>
+        <w:rPr>
+          <w:rStyle w:val="Strong"/>
+        </w:rPr>
+        <w:t>Máscara de KM:</w:t>
+      </w:r>
+      <w:r>
+        <w:rPr/>
+        <w:t xml:space="preserve"> Aplicar máscara de milhar (Ex: 12.500) apenas visualmente; no banco salvar como INTEGER puro.</w:t>
+      </w:r>
+    </w:p>
+    <w:p>
+      <w:pPr>
+        <w:pStyle w:val="BodyText"/>
+        <w:numPr>
+          <w:ilvl w:val="0"/>
+          <w:numId w:val="4"/>
+        </w:numPr>
+        <w:tabs>
+          <w:tab w:val="clear" w:pos="709"/>
+          <w:tab w:val="left" w:pos="0" w:leader="none"/>
+        </w:tabs>
+        <w:ind w:hanging="283" w:start="709"/>
+        <w:rPr/>
+      </w:pPr>
+      <w:r>
+        <w:rPr>
+          <w:rStyle w:val="Strong"/>
+        </w:rPr>
+        <w:t>Feedback Visual:</w:t>
+      </w:r>
+      <w:r>
+        <w:rPr/>
+        <w:t xml:space="preserve"> Em caso de erro de validação, aplicar borda verde pulsante ou brilho no campo inválido.</w:t>
+      </w:r>
+    </w:p>
+    <w:p>
+      <w:pPr>
+        <w:pStyle w:val="BodyText"/>
+        <w:numPr>
+          <w:ilvl w:val="0"/>
+          <w:numId w:val="4"/>
+        </w:numPr>
+        <w:tabs>
+          <w:tab w:val="clear" w:pos="709"/>
+          <w:tab w:val="left" w:pos="0" w:leader="none"/>
+        </w:tabs>
+        <w:ind w:hanging="283" w:start="709"/>
+        <w:rPr/>
+      </w:pPr>
+      <w:r>
+        <w:rPr>
+          <w:rStyle w:val="Strong"/>
+        </w:rPr>
+        <w:t>Gestão de Ficheiros:</w:t>
+      </w:r>
+      <w:r>
+        <w:rPr/>
+        <w:t xml:space="preserve"> A imagem capturada deve ser renomeada para </w:t>
+      </w:r>
+      <w:r>
+        <w:rPr>
+          <w:rStyle w:val="Cdigo-fonte"/>
+        </w:rPr>
+        <w:t>perfil_timestamp.jpg</w:t>
+      </w:r>
+      <w:r>
+        <w:rPr/>
+        <w:t xml:space="preserve"> para evitar conflitos.</w:t>
       </w:r>
     </w:p>
     <w:p>
@@ -1395,6 +1645,7 @@
       <w:pgNumType w:fmt="decimal"/>
       <w:formProt w:val="false"/>
       <w:textDirection w:val="lrTb"/>
+      <w:docGrid w:type="default" w:linePitch="100" w:charSpace="0"/>
     </w:sectPr>
   </w:body>
 </w:document>
@@ -1555,8 +1806,8 @@
     </w:lvl>
     <w:lvl w:ilvl="1">
       <w:start w:val="1"/>
-      <w:numFmt w:val="decimal"/>
-      <w:lvlText w:val="%2."/>
+      <w:numFmt w:val="bullet"/>
+      <w:lvlText w:val=""/>
       <w:lvlJc w:val="start"/>
       <w:pPr>
         <w:tabs>
@@ -1564,12 +1815,14 @@
         </w:tabs>
         <w:ind w:start="1418" w:hanging="283"/>
       </w:pPr>
-      <w:rPr/>
+      <w:rPr>
+        <w:rFonts w:ascii="Symbol" w:hAnsi="Symbol" w:cs="Symbol" w:hint="default"/>
+      </w:rPr>
     </w:lvl>
     <w:lvl w:ilvl="2">
       <w:start w:val="1"/>
-      <w:numFmt w:val="decimal"/>
-      <w:lvlText w:val="%3."/>
+      <w:numFmt w:val="bullet"/>
+      <w:lvlText w:val=""/>
       <w:lvlJc w:val="start"/>
       <w:pPr>
         <w:tabs>
@@ -1577,12 +1830,14 @@
         </w:tabs>
         <w:ind w:start="2127" w:hanging="283"/>
       </w:pPr>
-      <w:rPr/>
+      <w:rPr>
+        <w:rFonts w:ascii="Symbol" w:hAnsi="Symbol" w:cs="Symbol" w:hint="default"/>
+      </w:rPr>
     </w:lvl>
     <w:lvl w:ilvl="3">
       <w:start w:val="1"/>
-      <w:numFmt w:val="decimal"/>
-      <w:lvlText w:val="%4."/>
+      <w:numFmt w:val="bullet"/>
+      <w:lvlText w:val=""/>
       <w:lvlJc w:val="start"/>
       <w:pPr>
         <w:tabs>
@@ -1590,12 +1845,14 @@
         </w:tabs>
         <w:ind w:start="2836" w:hanging="283"/>
       </w:pPr>
-      <w:rPr/>
+      <w:rPr>
+        <w:rFonts w:ascii="Symbol" w:hAnsi="Symbol" w:cs="Symbol" w:hint="default"/>
+      </w:rPr>
     </w:lvl>
     <w:lvl w:ilvl="4">
       <w:start w:val="1"/>
-      <w:numFmt w:val="decimal"/>
-      <w:lvlText w:val="%5."/>
+      <w:numFmt w:val="bullet"/>
+      <w:lvlText w:val=""/>
       <w:lvlJc w:val="start"/>
       <w:pPr>
         <w:tabs>
@@ -1603,12 +1860,14 @@
         </w:tabs>
         <w:ind w:start="3545" w:hanging="283"/>
       </w:pPr>
-      <w:rPr/>
+      <w:rPr>
+        <w:rFonts w:ascii="Symbol" w:hAnsi="Symbol" w:cs="Symbol" w:hint="default"/>
+      </w:rPr>
     </w:lvl>
     <w:lvl w:ilvl="5">
       <w:start w:val="1"/>
-      <w:numFmt w:val="decimal"/>
-      <w:lvlText w:val="%6."/>
+      <w:numFmt w:val="bullet"/>
+      <w:lvlText w:val=""/>
       <w:lvlJc w:val="start"/>
       <w:pPr>
         <w:tabs>
@@ -1616,12 +1875,14 @@
         </w:tabs>
         <w:ind w:start="4254" w:hanging="283"/>
       </w:pPr>
-      <w:rPr/>
+      <w:rPr>
+        <w:rFonts w:ascii="Symbol" w:hAnsi="Symbol" w:cs="Symbol" w:hint="default"/>
+      </w:rPr>
     </w:lvl>
     <w:lvl w:ilvl="6">
       <w:start w:val="1"/>
-      <w:numFmt w:val="decimal"/>
-      <w:lvlText w:val="%7."/>
+      <w:numFmt w:val="bullet"/>
+      <w:lvlText w:val=""/>
       <w:lvlJc w:val="start"/>
       <w:pPr>
         <w:tabs>
@@ -1629,12 +1890,14 @@
         </w:tabs>
         <w:ind w:start="4963" w:hanging="283"/>
       </w:pPr>
-      <w:rPr/>
+      <w:rPr>
+        <w:rFonts w:ascii="Symbol" w:hAnsi="Symbol" w:cs="Symbol" w:hint="default"/>
+      </w:rPr>
     </w:lvl>
     <w:lvl w:ilvl="7">
       <w:start w:val="1"/>
-      <w:numFmt w:val="decimal"/>
-      <w:lvlText w:val="%8."/>
+      <w:numFmt w:val="bullet"/>
+      <w:lvlText w:val=""/>
       <w:lvlJc w:val="start"/>
       <w:pPr>
         <w:tabs>
@@ -1642,12 +1905,14 @@
         </w:tabs>
         <w:ind w:start="5672" w:hanging="283"/>
       </w:pPr>
-      <w:rPr/>
+      <w:rPr>
+        <w:rFonts w:ascii="Symbol" w:hAnsi="Symbol" w:cs="Symbol" w:hint="default"/>
+      </w:rPr>
     </w:lvl>
     <w:lvl w:ilvl="8">
       <w:start w:val="1"/>
-      <w:numFmt w:val="decimal"/>
-      <w:lvlText w:val="%9."/>
+      <w:numFmt w:val="bullet"/>
+      <w:lvlText w:val=""/>
       <w:lvlJc w:val="start"/>
       <w:pPr>
         <w:tabs>
@@ -1655,12 +1920,133 @@
         </w:tabs>
         <w:ind w:start="6381" w:hanging="283"/>
       </w:pPr>
-      <w:rPr/>
+      <w:rPr>
+        <w:rFonts w:ascii="Symbol" w:hAnsi="Symbol" w:cs="Symbol" w:hint="default"/>
+      </w:rPr>
     </w:lvl>
   </w:abstractNum>
   <w:abstractNum w:abstractNumId="3">
     <w:lvl w:ilvl="0">
       <w:start w:val="1"/>
+      <w:numFmt w:val="decimal"/>
+      <w:lvlText w:val="%1."/>
+      <w:lvlJc w:val="start"/>
+      <w:pPr>
+        <w:tabs>
+          <w:tab w:val="num" w:pos="709"/>
+        </w:tabs>
+        <w:ind w:start="709" w:hanging="283"/>
+      </w:pPr>
+      <w:rPr/>
+    </w:lvl>
+    <w:lvl w:ilvl="1">
+      <w:start w:val="1"/>
+      <w:numFmt w:val="decimal"/>
+      <w:lvlText w:val="%2."/>
+      <w:lvlJc w:val="start"/>
+      <w:pPr>
+        <w:tabs>
+          <w:tab w:val="num" w:pos="1418"/>
+        </w:tabs>
+        <w:ind w:start="1418" w:hanging="283"/>
+      </w:pPr>
+      <w:rPr/>
+    </w:lvl>
+    <w:lvl w:ilvl="2">
+      <w:start w:val="1"/>
+      <w:numFmt w:val="decimal"/>
+      <w:lvlText w:val="%3."/>
+      <w:lvlJc w:val="start"/>
+      <w:pPr>
+        <w:tabs>
+          <w:tab w:val="num" w:pos="2127"/>
+        </w:tabs>
+        <w:ind w:start="2127" w:hanging="283"/>
+      </w:pPr>
+      <w:rPr/>
+    </w:lvl>
+    <w:lvl w:ilvl="3">
+      <w:start w:val="1"/>
+      <w:numFmt w:val="decimal"/>
+      <w:lvlText w:val="%4."/>
+      <w:lvlJc w:val="start"/>
+      <w:pPr>
+        <w:tabs>
+          <w:tab w:val="num" w:pos="2836"/>
+        </w:tabs>
+        <w:ind w:start="2836" w:hanging="283"/>
+      </w:pPr>
+      <w:rPr/>
+    </w:lvl>
+    <w:lvl w:ilvl="4">
+      <w:start w:val="1"/>
+      <w:numFmt w:val="decimal"/>
+      <w:lvlText w:val="%5."/>
+      <w:lvlJc w:val="start"/>
+      <w:pPr>
+        <w:tabs>
+          <w:tab w:val="num" w:pos="3545"/>
+        </w:tabs>
+        <w:ind w:start="3545" w:hanging="283"/>
+      </w:pPr>
+      <w:rPr/>
+    </w:lvl>
+    <w:lvl w:ilvl="5">
+      <w:start w:val="1"/>
+      <w:numFmt w:val="decimal"/>
+      <w:lvlText w:val="%6."/>
+      <w:lvlJc w:val="start"/>
+      <w:pPr>
+        <w:tabs>
+          <w:tab w:val="num" w:pos="4254"/>
+        </w:tabs>
+        <w:ind w:start="4254" w:hanging="283"/>
+      </w:pPr>
+      <w:rPr/>
+    </w:lvl>
+    <w:lvl w:ilvl="6">
+      <w:start w:val="1"/>
+      <w:numFmt w:val="decimal"/>
+      <w:lvlText w:val="%7."/>
+      <w:lvlJc w:val="start"/>
+      <w:pPr>
+        <w:tabs>
+          <w:tab w:val="num" w:pos="4963"/>
+        </w:tabs>
+        <w:ind w:start="4963" w:hanging="283"/>
+      </w:pPr>
+      <w:rPr/>
+    </w:lvl>
+    <w:lvl w:ilvl="7">
+      <w:start w:val="1"/>
+      <w:numFmt w:val="decimal"/>
+      <w:lvlText w:val="%8."/>
+      <w:lvlJc w:val="start"/>
+      <w:pPr>
+        <w:tabs>
+          <w:tab w:val="num" w:pos="5672"/>
+        </w:tabs>
+        <w:ind w:start="5672" w:hanging="283"/>
+      </w:pPr>
+      <w:rPr/>
+    </w:lvl>
+    <w:lvl w:ilvl="8">
+      <w:start w:val="1"/>
+      <w:numFmt w:val="decimal"/>
+      <w:lvlText w:val="%9."/>
+      <w:lvlJc w:val="start"/>
+      <w:pPr>
+        <w:tabs>
+          <w:tab w:val="num" w:pos="6381"/>
+        </w:tabs>
+        <w:ind w:start="6381" w:hanging="283"/>
+      </w:pPr>
+      <w:rPr/>
+    </w:lvl>
+  </w:abstractNum>
+  <w:abstractNum w:abstractNumId="4">
+    <w:lvl w:ilvl="0">
+      <w:start w:val="1"/>
       <w:numFmt w:val="bullet"/>
       <w:lvlText w:val=""/>
       <w:lvlJc w:val="start"/>
@@ -1795,10 +2181,9 @@
       </w:rPr>
     </w:lvl>
   </w:abstractNum>
-  <w:abstractNum w:abstractNumId="4">
+  <w:abstractNum w:abstractNumId="5">
     <w:lvl w:ilvl="0">
       <w:start w:val="1"/>
-      <w:pStyle w:val="Heading1"/>
       <w:numFmt w:val="none"/>
       <w:suff w:val="nothing"/>
       <w:lvlText w:val=""/>
@@ -1812,7 +2197,6 @@
     </w:lvl>
     <w:lvl w:ilvl="1">
       <w:start w:val="1"/>
-      <w:pStyle w:val="Heading2"/>
       <w:numFmt w:val="none"/>
       <w:suff w:val="nothing"/>
       <w:lvlText w:val=""/>
@@ -1826,7 +2210,6 @@
     </w:lvl>
     <w:lvl w:ilvl="2">
       <w:start w:val="1"/>
-      <w:pStyle w:val="Heading3"/>
       <w:numFmt w:val="none"/>
       <w:suff w:val="nothing"/>
       <w:lvlText w:val=""/>
@@ -1928,6 +2311,9 @@
   </w:num>
   <w:num w:numId="4">
     <w:abstractNumId w:val="4"/>
+  </w:num>
+  <w:num w:numId="5">
+    <w:abstractNumId w:val="5"/>
   </w:num>
 </w:numbering>
 </file>
@@ -1946,7 +2332,6 @@
     </w:rPrDefault>
     <w:pPrDefault>
       <w:pPr>
-        <w:widowControl/>
         <w:suppressAutoHyphens w:val="true"/>
       </w:pPr>
     </w:pPrDefault>
@@ -1956,7 +2341,10 @@
     <w:qFormat/>
     <w:pPr>
       <w:widowControl/>
+      <w:suppressAutoHyphens w:val="true"/>
       <w:bidi w:val="0"/>
+      <w:spacing w:before="0" w:after="0"/>
+      <w:jc w:val="start"/>
     </w:pPr>
     <w:rPr>
       <w:rFonts w:ascii="Liberation Serif" w:hAnsi="Liberation Serif" w:eastAsia="NSimSun" w:cs="Lucida Sans"/>
@@ -1969,7 +2357,7 @@
   </w:style>
   <w:style w:type="paragraph" w:styleId="Heading1">
     <w:name w:val="heading 1"/>
-    <w:basedOn w:val="Ttulo"/>
+    <w:basedOn w:val="Ttulouser"/>
     <w:next w:val="BodyText"/>
     <w:qFormat/>
     <w:pPr>
@@ -1986,7 +2374,7 @@
   </w:style>
   <w:style w:type="paragraph" w:styleId="Heading2">
     <w:name w:val="heading 2"/>
-    <w:basedOn w:val="Ttulo"/>
+    <w:basedOn w:val="Ttulouser"/>
     <w:next w:val="BodyText"/>
     <w:qFormat/>
     <w:pPr>
@@ -2003,7 +2391,7 @@
   </w:style>
   <w:style w:type="paragraph" w:styleId="Heading3">
     <w:name w:val="heading 3"/>
-    <w:basedOn w:val="Ttulo"/>
+    <w:basedOn w:val="Ttulouser"/>
     <w:next w:val="BodyText"/>
     <w:qFormat/>
     <w:pPr>
@@ -2026,15 +2414,15 @@
       <w:bCs/>
     </w:rPr>
   </w:style>
-  <w:style w:type="character" w:styleId="Marcadores">
-    <w:name w:val="Marcadores"/>
+  <w:style w:type="character" w:styleId="Marcadoresuser">
+    <w:name w:val="Marcadores (user)"/>
     <w:qFormat/>
     <w:rPr>
       <w:rFonts w:ascii="OpenSymbol" w:hAnsi="OpenSymbol" w:eastAsia="OpenSymbol" w:cs="OpenSymbol"/>
     </w:rPr>
   </w:style>
-  <w:style w:type="character" w:styleId="Smbolosdenumerao">
-    <w:name w:val="Símbolos de numeração"/>
+  <w:style w:type="character" w:styleId="Smbolosdenumeraouser">
+    <w:name w:val="Símbolos de numeração (user)"/>
     <w:qFormat/>
     <w:rPr/>
   </w:style>
@@ -2046,12 +2434,31 @@
       <w:iCs/>
     </w:rPr>
   </w:style>
+  <w:style w:type="character" w:styleId="Cdigo-fonteuser">
+    <w:name w:val="Código-fonte (user)"/>
+    <w:qFormat/>
+    <w:rPr>
+      <w:rFonts w:ascii="Liberation Mono" w:hAnsi="Liberation Mono" w:eastAsia="NSimSun" w:cs="Liberation Mono"/>
+    </w:rPr>
+  </w:style>
+  <w:style w:type="character" w:styleId="Marcadores">
+    <w:name w:val="Marcadores"/>
+    <w:qFormat/>
+    <w:rPr>
+      <w:rFonts w:ascii="OpenSymbol" w:hAnsi="OpenSymbol" w:eastAsia="OpenSymbol" w:cs="OpenSymbol"/>
+    </w:rPr>
+  </w:style>
   <w:style w:type="character" w:styleId="Cdigo-fonte">
     <w:name w:val="Código-fonte"/>
     <w:qFormat/>
     <w:rPr>
       <w:rFonts w:ascii="Liberation Mono" w:hAnsi="Liberation Mono" w:eastAsia="NSimSun" w:cs="Liberation Mono"/>
     </w:rPr>
+  </w:style>
+  <w:style w:type="character" w:styleId="Smbolosdenumerao">
+    <w:name w:val="Símbolos de numeração"/>
+    <w:qFormat/>
+    <w:rPr/>
   </w:style>
   <w:style w:type="paragraph" w:styleId="Ttulo">
     <w:name w:val="Título"/>
@@ -2109,6 +2516,68 @@
     </w:pPr>
     <w:rPr>
       <w:rFonts w:cs="Lucida Sans"/>
+    </w:rPr>
+  </w:style>
+  <w:style w:type="paragraph" w:styleId="Ttulouser">
+    <w:name w:val="Título (user)"/>
+    <w:basedOn w:val="Normal"/>
+    <w:next w:val="BodyText"/>
+    <w:qFormat/>
+    <w:pPr>
+      <w:keepNext w:val="true"/>
+      <w:spacing w:before="240" w:after="120"/>
+    </w:pPr>
+    <w:rPr>
+      <w:rFonts w:ascii="Liberation Sans" w:hAnsi="Liberation Sans" w:eastAsia="Microsoft YaHei" w:cs="Lucida Sans"/>
+      <w:sz w:val="28"/>
+      <w:szCs w:val="28"/>
+    </w:rPr>
+  </w:style>
+  <w:style w:type="paragraph" w:styleId="ndiceuser">
+    <w:name w:val="Índice (user)"/>
+    <w:basedOn w:val="Normal"/>
+    <w:qFormat/>
+    <w:pPr>
+      <w:suppressLineNumbers/>
+    </w:pPr>
+    <w:rPr>
+      <w:rFonts w:cs="Lucida Sans"/>
+    </w:rPr>
+  </w:style>
+  <w:style w:type="paragraph" w:styleId="Contedodatabelauser">
+    <w:name w:val="Conteúdo da tabela (user)"/>
+    <w:basedOn w:val="Normal"/>
+    <w:qFormat/>
+    <w:pPr>
+      <w:widowControl w:val="false"/>
+      <w:suppressLineNumbers/>
+    </w:pPr>
+    <w:rPr/>
+  </w:style>
+  <w:style w:type="paragraph" w:styleId="Ttulodetabelauser">
+    <w:name w:val="Título de tabela (user)"/>
+    <w:basedOn w:val="Contedodatabelauser"/>
+    <w:qFormat/>
+    <w:pPr>
+      <w:suppressLineNumbers/>
+      <w:jc w:val="center"/>
+    </w:pPr>
+    <w:rPr>
+      <w:b/>
+      <w:bCs/>
+    </w:rPr>
+  </w:style>
+  <w:style w:type="paragraph" w:styleId="Textoprformatadouser">
+    <w:name w:val="Texto préformatado (user)"/>
+    <w:basedOn w:val="Normal"/>
+    <w:qFormat/>
+    <w:pPr>
+      <w:spacing w:before="0" w:after="0"/>
+    </w:pPr>
+    <w:rPr>
+      <w:rFonts w:ascii="Liberation Mono" w:hAnsi="Liberation Mono" w:eastAsia="NSimSun" w:cs="Liberation Mono"/>
+      <w:sz w:val="20"/>
+      <w:szCs w:val="20"/>
     </w:rPr>
   </w:style>
   <w:style w:type="paragraph" w:styleId="Contedodatabela">
